--- a/templates/ДПБ_промысловые_трубопроводы/IFL_template_promyslovye_truboprovody.docx
+++ b/templates/ДПБ_промысловые_трубопроводы/IFL_template_promyslovye_truboprovody.docx
@@ -1283,21 +1283,46 @@
   <w:p>
     <w:pPr>
       <w:pStyle w:val="a7"/>
-      <w:jc w:val="right"/>
+      <w:jc w:val="center"/>
     </w:pPr>
     <w:r>
+      <w:rPr>
+        <w:rFonts w:ascii="Times New Roman" w:hAnsi="Times New Roman" w:eastAsia="Times New Roman" w:cs="Times New Roman"/>
+        <w:sz w:val="22"/>
+        <w:szCs w:val="22"/>
+      </w:rPr>
       <w:fldChar w:fldCharType="begin"/>
     </w:r>
     <w:r>
+      <w:rPr>
+        <w:rFonts w:ascii="Times New Roman" w:hAnsi="Times New Roman" w:eastAsia="Times New Roman" w:cs="Times New Roman"/>
+        <w:sz w:val="22"/>
+        <w:szCs w:val="22"/>
+      </w:rPr>
       <w:instrText xml:space="preserve"> PAGE </w:instrText>
     </w:r>
     <w:r>
+      <w:rPr>
+        <w:rFonts w:ascii="Times New Roman" w:hAnsi="Times New Roman" w:eastAsia="Times New Roman" w:cs="Times New Roman"/>
+        <w:sz w:val="22"/>
+        <w:szCs w:val="22"/>
+      </w:rPr>
       <w:fldChar w:fldCharType="separate"/>
     </w:r>
     <w:r>
+      <w:rPr>
+        <w:rFonts w:ascii="Times New Roman" w:hAnsi="Times New Roman" w:eastAsia="Times New Roman" w:cs="Times New Roman"/>
+        <w:sz w:val="22"/>
+        <w:szCs w:val="22"/>
+      </w:rPr>
       <w:t>2</w:t>
     </w:r>
     <w:r>
+      <w:rPr>
+        <w:rFonts w:ascii="Times New Roman" w:hAnsi="Times New Roman" w:eastAsia="Times New Roman" w:cs="Times New Roman"/>
+        <w:sz w:val="22"/>
+        <w:szCs w:val="22"/>
+      </w:rPr>
       <w:fldChar w:fldCharType="end"/>
     </w:r>
   </w:p>

--- a/templates/ДПБ_промысловые_трубопроводы/IFL_template_promyslovye_truboprovody.docx
+++ b/templates/ДПБ_промысловые_трубопроводы/IFL_template_promyslovye_truboprovody.docx
@@ -11,7 +11,9 @@
       </w:pPr>
       <w:r>
         <w:rPr>
+          <w:rFonts w:ascii="Times New Roman" w:hAnsi="Times New Roman" w:eastAsia="Times New Roman" w:cs="Times New Roman"/>
           <w:b/>
+          <w:sz w:val="24"/>
           <w:lang w:val="ru-RU"/>
         </w:rPr>
         <w:t>ПРИЛОЖЕНИЕ № 2</w:t>
@@ -29,8 +31,9 @@
       </w:pPr>
       <w:r>
         <w:rPr>
+          <w:rFonts w:ascii="Times New Roman" w:hAnsi="Times New Roman" w:eastAsia="Times New Roman" w:cs="Times New Roman"/>
           <w:b/>
-          <w:sz w:val="32"/>
+          <w:sz w:val="24"/>
           <w:lang w:val="ru-RU"/>
         </w:rPr>
         <w:t>ИНФОРМАЦИОННЫЙ ЛИСТ</w:t>
@@ -51,10 +54,11 @@
       </w:pPr>
       <w:r>
         <w:rPr>
+          <w:rFonts w:ascii="Times New Roman" w:hAnsi="Times New Roman" w:eastAsia="Times New Roman" w:cs="Times New Roman"/>
           <w:b/>
           <w:bCs/>
           <w:color w:val="000000"/>
-          <w:sz w:val="32"/>
+          <w:sz w:val="24"/>
           <w:szCs w:val="32"/>
           <w:lang w:val="ru-RU" w:eastAsia="ru-RU"/>
         </w:rPr>
@@ -74,10 +78,11 @@
       </w:pPr>
       <w:r>
         <w:rPr>
+          <w:rFonts w:ascii="Times New Roman" w:hAnsi="Times New Roman" w:eastAsia="Times New Roman" w:cs="Times New Roman"/>
           <w:b/>
           <w:bCs/>
           <w:color w:val="000000"/>
-          <w:sz w:val="32"/>
+          <w:sz w:val="24"/>
           <w:szCs w:val="32"/>
           <w:lang w:val="ru-RU" w:eastAsia="ru-RU"/>
         </w:rPr>
@@ -105,38 +110,43 @@
       </w:pPr>
       <w:r>
         <w:rPr>
+          <w:rFonts w:ascii="Times New Roman" w:hAnsi="Times New Roman" w:eastAsia="Times New Roman" w:cs="Times New Roman"/>
           <w:color w:val="000000"/>
-          <w:sz w:val="22"/>
+          <w:sz w:val="24"/>
           <w:lang w:val="ru-RU"/>
         </w:rPr>
         <w:t>Наименование декларируемого объекта: {{</w:t>
       </w:r>
       <w:r>
         <w:rPr>
+          <w:rFonts w:ascii="Times New Roman" w:hAnsi="Times New Roman" w:eastAsia="Times New Roman" w:cs="Times New Roman"/>
           <w:color w:val="000000"/>
-          <w:sz w:val="22"/>
+          <w:sz w:val="24"/>
         </w:rPr>
         <w:t>SITE</w:t>
       </w:r>
       <w:r>
         <w:rPr>
+          <w:rFonts w:ascii="Times New Roman" w:hAnsi="Times New Roman" w:eastAsia="Times New Roman" w:cs="Times New Roman"/>
           <w:color w:val="000000"/>
-          <w:sz w:val="22"/>
+          <w:sz w:val="24"/>
           <w:lang w:val="ru-RU"/>
         </w:rPr>
         <w:t>_</w:t>
       </w:r>
       <w:r>
         <w:rPr>
+          <w:rFonts w:ascii="Times New Roman" w:hAnsi="Times New Roman" w:eastAsia="Times New Roman" w:cs="Times New Roman"/>
           <w:color w:val="000000"/>
-          <w:sz w:val="22"/>
+          <w:sz w:val="24"/>
         </w:rPr>
         <w:t>NAME</w:t>
       </w:r>
       <w:r>
         <w:rPr>
+          <w:rFonts w:ascii="Times New Roman" w:hAnsi="Times New Roman" w:eastAsia="Times New Roman" w:cs="Times New Roman"/>
           <w:color w:val="000000"/>
-          <w:sz w:val="22"/>
+          <w:sz w:val="24"/>
           <w:lang w:val="ru-RU"/>
         </w:rPr>
         <w:t>}}</w:t>
@@ -153,38 +163,43 @@
       </w:pPr>
       <w:r>
         <w:rPr>
+          <w:rFonts w:ascii="Times New Roman" w:hAnsi="Times New Roman" w:eastAsia="Times New Roman" w:cs="Times New Roman"/>
           <w:color w:val="000000"/>
-          <w:sz w:val="22"/>
+          <w:sz w:val="24"/>
           <w:lang w:val="ru-RU"/>
         </w:rPr>
         <w:t>Наименование эксплуатирующей организации: {{</w:t>
       </w:r>
       <w:r>
         <w:rPr>
+          <w:rFonts w:ascii="Times New Roman" w:hAnsi="Times New Roman" w:eastAsia="Times New Roman" w:cs="Times New Roman"/>
           <w:color w:val="000000"/>
-          <w:sz w:val="22"/>
+          <w:sz w:val="24"/>
         </w:rPr>
         <w:t>SHORT</w:t>
       </w:r>
       <w:r>
         <w:rPr>
+          <w:rFonts w:ascii="Times New Roman" w:hAnsi="Times New Roman" w:eastAsia="Times New Roman" w:cs="Times New Roman"/>
           <w:color w:val="000000"/>
-          <w:sz w:val="22"/>
+          <w:sz w:val="24"/>
           <w:lang w:val="ru-RU"/>
         </w:rPr>
         <w:t>_</w:t>
       </w:r>
       <w:r>
         <w:rPr>
+          <w:rFonts w:ascii="Times New Roman" w:hAnsi="Times New Roman" w:eastAsia="Times New Roman" w:cs="Times New Roman"/>
           <w:color w:val="000000"/>
-          <w:sz w:val="22"/>
+          <w:sz w:val="24"/>
         </w:rPr>
         <w:t>NAME</w:t>
       </w:r>
       <w:r>
         <w:rPr>
+          <w:rFonts w:ascii="Times New Roman" w:hAnsi="Times New Roman" w:eastAsia="Times New Roman" w:cs="Times New Roman"/>
           <w:color w:val="000000"/>
-          <w:sz w:val="22"/>
+          <w:sz w:val="24"/>
           <w:lang w:val="ru-RU"/>
         </w:rPr>
         <w:t>}}</w:t>
@@ -201,24 +216,27 @@
       </w:pPr>
       <w:r>
         <w:rPr>
+          <w:rFonts w:ascii="Times New Roman" w:hAnsi="Times New Roman" w:eastAsia="Times New Roman" w:cs="Times New Roman"/>
           <w:color w:val="000000"/>
-          <w:sz w:val="22"/>
+          <w:sz w:val="24"/>
           <w:lang w:val="ru-RU"/>
         </w:rPr>
         <w:t>Регистрационный номер опасного производственного объекта</w:t>
       </w:r>
       <w:r>
         <w:rPr>
+          <w:rFonts w:ascii="Times New Roman" w:hAnsi="Times New Roman" w:eastAsia="Times New Roman" w:cs="Times New Roman"/>
           <w:color w:val="000000"/>
-          <w:sz w:val="22"/>
+          <w:sz w:val="24"/>
           <w:lang w:val="ru-RU"/>
         </w:rPr>
         <w:t>:</w:t>
       </w:r>
       <w:r>
         <w:rPr>
+          <w:rFonts w:ascii="Times New Roman" w:hAnsi="Times New Roman" w:eastAsia="Times New Roman" w:cs="Times New Roman"/>
           <w:color w:val="000000"/>
-          <w:sz w:val="22"/>
+          <w:sz w:val="24"/>
           <w:lang w:val="ru-RU"/>
         </w:rPr>
         <w:t xml:space="preserve"> </w:t>
@@ -226,8 +244,9 @@
       <w:proofErr w:type="gramStart"/>
       <w:r>
         <w:rPr>
+          <w:rFonts w:ascii="Times New Roman" w:hAnsi="Times New Roman" w:eastAsia="Times New Roman" w:cs="Times New Roman"/>
           <w:color w:val="000000"/>
-          <w:sz w:val="22"/>
+          <w:sz w:val="24"/>
           <w:lang w:val="ru-RU"/>
         </w:rPr>
         <w:t>{{ SITE</w:t>
@@ -235,8 +254,9 @@
       <w:proofErr w:type="gramEnd"/>
       <w:r>
         <w:rPr>
+          <w:rFonts w:ascii="Times New Roman" w:hAnsi="Times New Roman" w:eastAsia="Times New Roman" w:cs="Times New Roman"/>
           <w:color w:val="000000"/>
-          <w:sz w:val="22"/>
+          <w:sz w:val="24"/>
           <w:lang w:val="ru-RU"/>
         </w:rPr>
         <w:t>_REG_NUMBER }}</w:t>
@@ -250,6 +270,8 @@
       </w:pPr>
       <w:r>
         <w:rPr>
+          <w:rFonts w:ascii="Times New Roman" w:hAnsi="Times New Roman" w:eastAsia="Times New Roman" w:cs="Times New Roman"/>
+          <w:sz w:val="24"/>
           <w:lang w:val="ru-RU"/>
         </w:rPr>
         <w:br w:type="page"/>
@@ -265,7 +287,8 @@
       </w:pPr>
       <w:r>
         <w:rPr>
-          <w:rFonts w:cs="Times New Roman"/>
+          <w:rFonts w:cs="Times New Roman" w:ascii="Times New Roman" w:hAnsi="Times New Roman" w:eastAsia="Times New Roman"/>
+          <w:sz w:val="24"/>
           <w:lang w:val="ru-RU"/>
         </w:rPr>
         <w:lastRenderedPageBreak/>
@@ -286,7 +309,8 @@
       <w:proofErr w:type="gramStart"/>
       <w:r>
         <w:rPr>
-          <w:rFonts w:eastAsiaTheme="minorEastAsia"/>
+          <w:rFonts w:eastAsiaTheme="minorEastAsia" w:ascii="Times New Roman" w:hAnsi="Times New Roman" w:eastAsia="Times New Roman" w:cs="Times New Roman"/>
+          <w:sz w:val="24"/>
           <w:szCs w:val="24"/>
           <w:lang w:val="ru-RU"/>
         </w:rPr>
@@ -295,7 +319,8 @@
       <w:proofErr w:type="gramEnd"/>
       <w:r>
         <w:rPr>
-          <w:rFonts w:eastAsiaTheme="minorEastAsia"/>
+          <w:rFonts w:eastAsiaTheme="minorEastAsia" w:ascii="Times New Roman" w:hAnsi="Times New Roman" w:eastAsia="Times New Roman" w:cs="Times New Roman"/>
+          <w:sz w:val="24"/>
           <w:szCs w:val="24"/>
           <w:lang w:val="ru-RU"/>
         </w:rPr>
@@ -303,13 +328,16 @@
       </w:r>
       <w:r>
         <w:rPr>
+          <w:rFonts w:ascii="Times New Roman" w:hAnsi="Times New Roman" w:eastAsia="Times New Roman" w:cs="Times New Roman"/>
+          <w:sz w:val="24"/>
           <w:lang w:val="ru-RU"/>
         </w:rPr>
         <w:t>NAME</w:t>
       </w:r>
       <w:r>
         <w:rPr>
-          <w:rFonts w:eastAsiaTheme="minorEastAsia"/>
+          <w:rFonts w:eastAsiaTheme="minorEastAsia" w:ascii="Times New Roman" w:hAnsi="Times New Roman" w:eastAsia="Times New Roman" w:cs="Times New Roman"/>
+          <w:sz w:val="24"/>
           <w:szCs w:val="24"/>
           <w:lang w:val="ru-RU"/>
         </w:rPr>
@@ -326,7 +354,8 @@
       </w:pPr>
       <w:r>
         <w:rPr>
-          <w:rFonts w:cs="Times New Roman"/>
+          <w:rFonts w:cs="Times New Roman" w:ascii="Times New Roman" w:hAnsi="Times New Roman" w:eastAsia="Times New Roman"/>
+          <w:sz w:val="24"/>
           <w:lang w:val="ru-RU"/>
         </w:rPr>
         <w:t>2. Сведения о лице, ответственном за информирование и взаимодействие с гражданами и общественными организациями</w:t>
@@ -340,19 +369,33 @@
       </w:pPr>
       <w:r>
         <w:rPr>
+          <w:rFonts w:ascii="Times New Roman" w:hAnsi="Times New Roman" w:eastAsia="Times New Roman" w:cs="Times New Roman"/>
+          <w:sz w:val="24"/>
           <w:lang w:val="ru-RU"/>
         </w:rPr>
         <w:t>Должность</w:t>
       </w:r>
       <w:r>
+        <w:rPr>
+          <w:rFonts w:ascii="Times New Roman" w:hAnsi="Times New Roman" w:eastAsia="Times New Roman" w:cs="Times New Roman"/>
+          <w:sz w:val="24"/>
+        </w:rPr>
         <w:t xml:space="preserve">: </w:t>
       </w:r>
       <w:proofErr w:type="gramStart"/>
       <w:r>
+        <w:rPr>
+          <w:rFonts w:ascii="Times New Roman" w:hAnsi="Times New Roman" w:eastAsia="Times New Roman" w:cs="Times New Roman"/>
+          <w:sz w:val="24"/>
+        </w:rPr>
         <w:t>{{ PUBLIC</w:t>
       </w:r>
       <w:proofErr w:type="gramEnd"/>
       <w:r>
+        <w:rPr>
+          <w:rFonts w:ascii="Times New Roman" w:hAnsi="Times New Roman" w:eastAsia="Times New Roman" w:cs="Times New Roman"/>
+          <w:sz w:val="24"/>
+        </w:rPr>
         <w:t>_INFORMATION_CONTACT_POSITION }}</w:t>
       </w:r>
     </w:p>
@@ -364,37 +407,63 @@
       </w:pPr>
       <w:r>
         <w:rPr>
+          <w:rFonts w:ascii="Times New Roman" w:hAnsi="Times New Roman" w:eastAsia="Times New Roman" w:cs="Times New Roman"/>
+          <w:sz w:val="24"/>
           <w:lang w:val="ru-RU"/>
         </w:rPr>
         <w:t>Фамилия</w:t>
       </w:r>
       <w:r>
+        <w:rPr>
+          <w:rFonts w:ascii="Times New Roman" w:hAnsi="Times New Roman" w:eastAsia="Times New Roman" w:cs="Times New Roman"/>
+          <w:sz w:val="24"/>
+        </w:rPr>
         <w:t xml:space="preserve">, </w:t>
       </w:r>
       <w:r>
         <w:rPr>
+          <w:rFonts w:ascii="Times New Roman" w:hAnsi="Times New Roman" w:eastAsia="Times New Roman" w:cs="Times New Roman"/>
+          <w:sz w:val="24"/>
           <w:lang w:val="ru-RU"/>
         </w:rPr>
         <w:t>имя</w:t>
       </w:r>
       <w:r>
+        <w:rPr>
+          <w:rFonts w:ascii="Times New Roman" w:hAnsi="Times New Roman" w:eastAsia="Times New Roman" w:cs="Times New Roman"/>
+          <w:sz w:val="24"/>
+        </w:rPr>
         <w:t xml:space="preserve">, </w:t>
       </w:r>
       <w:r>
         <w:rPr>
+          <w:rFonts w:ascii="Times New Roman" w:hAnsi="Times New Roman" w:eastAsia="Times New Roman" w:cs="Times New Roman"/>
+          <w:sz w:val="24"/>
           <w:lang w:val="ru-RU"/>
         </w:rPr>
         <w:t>отчество</w:t>
       </w:r>
       <w:r>
+        <w:rPr>
+          <w:rFonts w:ascii="Times New Roman" w:hAnsi="Times New Roman" w:eastAsia="Times New Roman" w:cs="Times New Roman"/>
+          <w:sz w:val="24"/>
+        </w:rPr>
         <w:t xml:space="preserve">: </w:t>
       </w:r>
       <w:proofErr w:type="gramStart"/>
       <w:r>
+        <w:rPr>
+          <w:rFonts w:ascii="Times New Roman" w:hAnsi="Times New Roman" w:eastAsia="Times New Roman" w:cs="Times New Roman"/>
+          <w:sz w:val="24"/>
+        </w:rPr>
         <w:t>{{ PUBLIC</w:t>
       </w:r>
       <w:proofErr w:type="gramEnd"/>
       <w:r>
+        <w:rPr>
+          <w:rFonts w:ascii="Times New Roman" w:hAnsi="Times New Roman" w:eastAsia="Times New Roman" w:cs="Times New Roman"/>
+          <w:sz w:val="24"/>
+        </w:rPr>
         <w:t>_INFORMATION_CONTACT_FULL_NAME }}</w:t>
       </w:r>
     </w:p>
@@ -406,19 +475,33 @@
       </w:pPr>
       <w:r>
         <w:rPr>
+          <w:rFonts w:ascii="Times New Roman" w:hAnsi="Times New Roman" w:eastAsia="Times New Roman" w:cs="Times New Roman"/>
+          <w:sz w:val="24"/>
           <w:lang w:val="ru-RU"/>
         </w:rPr>
         <w:t>Телефон</w:t>
       </w:r>
       <w:r>
+        <w:rPr>
+          <w:rFonts w:ascii="Times New Roman" w:hAnsi="Times New Roman" w:eastAsia="Times New Roman" w:cs="Times New Roman"/>
+          <w:sz w:val="24"/>
+        </w:rPr>
         <w:t xml:space="preserve">: </w:t>
       </w:r>
       <w:proofErr w:type="gramStart"/>
       <w:r>
+        <w:rPr>
+          <w:rFonts w:ascii="Times New Roman" w:hAnsi="Times New Roman" w:eastAsia="Times New Roman" w:cs="Times New Roman"/>
+          <w:sz w:val="24"/>
+        </w:rPr>
         <w:t>{{ PUBLIC</w:t>
       </w:r>
       <w:proofErr w:type="gramEnd"/>
       <w:r>
+        <w:rPr>
+          <w:rFonts w:ascii="Times New Roman" w:hAnsi="Times New Roman" w:eastAsia="Times New Roman" w:cs="Times New Roman"/>
+          <w:sz w:val="24"/>
+        </w:rPr>
         <w:t>_INFORMATION_CONTACT_PHONE }}</w:t>
       </w:r>
     </w:p>
@@ -432,7 +515,8 @@
       </w:pPr>
       <w:r>
         <w:rPr>
-          <w:rFonts w:cs="Times New Roman"/>
+          <w:rFonts w:cs="Times New Roman" w:ascii="Times New Roman" w:hAnsi="Times New Roman" w:eastAsia="Times New Roman"/>
+          <w:sz w:val="24"/>
           <w:lang w:val="ru-RU"/>
         </w:rPr>
         <w:t>3. Краткое описание производственной деятельности, связанной с эксплуатацией декларируемого объекта</w:t>
@@ -450,12 +534,16 @@
       <w:proofErr w:type="gramStart"/>
       <w:r>
         <w:rPr>
+          <w:rFonts w:ascii="Times New Roman" w:hAnsi="Times New Roman" w:eastAsia="Times New Roman" w:cs="Times New Roman"/>
+          <w:sz w:val="24"/>
           <w:lang w:val="ru-RU"/>
         </w:rPr>
         <w:t xml:space="preserve">{{ </w:t>
       </w:r>
       <w:r>
         <w:rPr>
+          <w:rFonts w:ascii="Times New Roman" w:hAnsi="Times New Roman" w:eastAsia="Times New Roman" w:cs="Times New Roman"/>
+          <w:sz w:val="24"/>
           <w:lang w:val="ru-RU"/>
         </w:rPr>
         <w:t>SITE</w:t>
@@ -463,18 +551,24 @@
       <w:proofErr w:type="gramEnd"/>
       <w:r>
         <w:rPr>
+          <w:rFonts w:ascii="Times New Roman" w:hAnsi="Times New Roman" w:eastAsia="Times New Roman" w:cs="Times New Roman"/>
+          <w:sz w:val="24"/>
           <w:lang w:val="ru-RU"/>
         </w:rPr>
         <w:t>_</w:t>
       </w:r>
       <w:r>
         <w:rPr>
+          <w:rFonts w:ascii="Times New Roman" w:hAnsi="Times New Roman" w:eastAsia="Times New Roman" w:cs="Times New Roman"/>
+          <w:sz w:val="24"/>
           <w:lang w:val="ru-RU"/>
         </w:rPr>
         <w:t>DESCRIPTION</w:t>
       </w:r>
       <w:r>
         <w:rPr>
+          <w:rFonts w:ascii="Times New Roman" w:hAnsi="Times New Roman" w:eastAsia="Times New Roman" w:cs="Times New Roman"/>
+          <w:sz w:val="24"/>
           <w:lang w:val="ru-RU"/>
         </w:rPr>
         <w:t xml:space="preserve"> }}</w:t>
@@ -490,7 +584,8 @@
       </w:pPr>
       <w:r>
         <w:rPr>
-          <w:rFonts w:cs="Times New Roman"/>
+          <w:rFonts w:cs="Times New Roman" w:ascii="Times New Roman" w:hAnsi="Times New Roman" w:eastAsia="Times New Roman"/>
+          <w:sz w:val="24"/>
           <w:lang w:val="ru-RU"/>
         </w:rPr>
         <w:t>4. Перечень и основные характеристики опасных веществ, обращаемых на декларируемом объекте</w:t>
@@ -507,79 +602,129 @@
       </w:pPr>
       <w:r>
         <w:rPr>
+          <w:rFonts w:ascii="Times New Roman" w:hAnsi="Times New Roman" w:eastAsia="Times New Roman" w:cs="Times New Roman"/>
+          <w:sz w:val="24"/>
           <w:lang w:val="ru-RU"/>
         </w:rPr>
         <w:t xml:space="preserve">Перечень и основные характеристики опасных веществ представлены в таблице </w:t>
       </w:r>
       <w:r>
+        <w:rPr>
+          <w:rFonts w:ascii="Times New Roman" w:hAnsi="Times New Roman" w:eastAsia="Times New Roman" w:cs="Times New Roman"/>
+          <w:sz w:val="24"/>
+        </w:rPr>
         <w:fldChar w:fldCharType="begin"/>
       </w:r>
       <w:r>
         <w:rPr>
+          <w:rFonts w:ascii="Times New Roman" w:hAnsi="Times New Roman" w:eastAsia="Times New Roman" w:cs="Times New Roman"/>
+          <w:sz w:val="24"/>
           <w:lang w:val="ru-RU"/>
         </w:rPr>
         <w:instrText xml:space="preserve"> </w:instrText>
       </w:r>
       <w:r>
+        <w:rPr>
+          <w:rFonts w:ascii="Times New Roman" w:hAnsi="Times New Roman" w:eastAsia="Times New Roman" w:cs="Times New Roman"/>
+          <w:sz w:val="24"/>
+        </w:rPr>
         <w:instrText>REF</w:instrText>
       </w:r>
       <w:r>
         <w:rPr>
+          <w:rFonts w:ascii="Times New Roman" w:hAnsi="Times New Roman" w:eastAsia="Times New Roman" w:cs="Times New Roman"/>
+          <w:sz w:val="24"/>
           <w:lang w:val="ru-RU"/>
         </w:rPr>
         <w:instrText xml:space="preserve"> </w:instrText>
       </w:r>
       <w:r>
+        <w:rPr>
+          <w:rFonts w:ascii="Times New Roman" w:hAnsi="Times New Roman" w:eastAsia="Times New Roman" w:cs="Times New Roman"/>
+          <w:sz w:val="24"/>
+        </w:rPr>
         <w:instrText>ifl</w:instrText>
       </w:r>
       <w:r>
         <w:rPr>
+          <w:rFonts w:ascii="Times New Roman" w:hAnsi="Times New Roman" w:eastAsia="Times New Roman" w:cs="Times New Roman"/>
+          <w:sz w:val="24"/>
           <w:lang w:val="ru-RU"/>
         </w:rPr>
         <w:instrText>_</w:instrText>
       </w:r>
       <w:r>
+        <w:rPr>
+          <w:rFonts w:ascii="Times New Roman" w:hAnsi="Times New Roman" w:eastAsia="Times New Roman" w:cs="Times New Roman"/>
+          <w:sz w:val="24"/>
+        </w:rPr>
         <w:instrText>tbl</w:instrText>
       </w:r>
       <w:r>
         <w:rPr>
+          <w:rFonts w:ascii="Times New Roman" w:hAnsi="Times New Roman" w:eastAsia="Times New Roman" w:cs="Times New Roman"/>
+          <w:sz w:val="24"/>
           <w:lang w:val="ru-RU"/>
         </w:rPr>
         <w:instrText>_</w:instrText>
       </w:r>
       <w:r>
+        <w:rPr>
+          <w:rFonts w:ascii="Times New Roman" w:hAnsi="Times New Roman" w:eastAsia="Times New Roman" w:cs="Times New Roman"/>
+          <w:sz w:val="24"/>
+        </w:rPr>
         <w:instrText>substances</w:instrText>
       </w:r>
       <w:r>
         <w:rPr>
+          <w:rFonts w:ascii="Times New Roman" w:hAnsi="Times New Roman" w:eastAsia="Times New Roman" w:cs="Times New Roman"/>
+          <w:sz w:val="24"/>
           <w:lang w:val="ru-RU"/>
         </w:rPr>
         <w:instrText xml:space="preserve"> \</w:instrText>
       </w:r>
       <w:r>
+        <w:rPr>
+          <w:rFonts w:ascii="Times New Roman" w:hAnsi="Times New Roman" w:eastAsia="Times New Roman" w:cs="Times New Roman"/>
+          <w:sz w:val="24"/>
+        </w:rPr>
         <w:instrText>h</w:instrText>
       </w:r>
       <w:r>
         <w:rPr>
+          <w:rFonts w:ascii="Times New Roman" w:hAnsi="Times New Roman" w:eastAsia="Times New Roman" w:cs="Times New Roman"/>
+          <w:sz w:val="24"/>
           <w:lang w:val="ru-RU"/>
         </w:rPr>
         <w:instrText xml:space="preserve"> </w:instrText>
       </w:r>
       <w:r>
+        <w:rPr>
+          <w:rFonts w:ascii="Times New Roman" w:hAnsi="Times New Roman" w:eastAsia="Times New Roman" w:cs="Times New Roman"/>
+          <w:sz w:val="24"/>
+        </w:rPr>
         <w:fldChar w:fldCharType="separate"/>
       </w:r>
       <w:r>
         <w:rPr>
+          <w:rFonts w:ascii="Times New Roman" w:hAnsi="Times New Roman" w:eastAsia="Times New Roman" w:cs="Times New Roman"/>
           <w:noProof/>
+          <w:sz w:val="24"/>
           <w:lang w:val="ru-RU"/>
         </w:rPr>
         <w:t>1</w:t>
       </w:r>
       <w:r>
+        <w:rPr>
+          <w:rFonts w:ascii="Times New Roman" w:hAnsi="Times New Roman" w:eastAsia="Times New Roman" w:cs="Times New Roman"/>
+          <w:sz w:val="24"/>
+        </w:rPr>
         <w:fldChar w:fldCharType="end"/>
       </w:r>
       <w:r>
         <w:rPr>
+          <w:rFonts w:ascii="Times New Roman" w:hAnsi="Times New Roman" w:eastAsia="Times New Roman" w:cs="Times New Roman"/>
+          <w:sz w:val="24"/>
           <w:lang w:val="ru-RU"/>
         </w:rPr>
         <w:t>.</w:t>
@@ -596,6 +741,8 @@
       </w:pPr>
       <w:r>
         <w:rPr>
+          <w:rFonts w:ascii="Times New Roman" w:hAnsi="Times New Roman" w:eastAsia="Times New Roman" w:cs="Times New Roman"/>
+          <w:sz w:val="24"/>
           <w:lang w:val="ru-RU"/>
         </w:rPr>
         <w:t xml:space="preserve">Таблица </w:t>
@@ -603,54 +750,72 @@
       <w:bookmarkStart w:id="0" w:name="ifl_tbl_substances"/>
       <w:r>
         <w:rPr>
+          <w:rFonts w:ascii="Times New Roman" w:hAnsi="Times New Roman" w:eastAsia="Times New Roman" w:cs="Times New Roman"/>
+          <w:sz w:val="24"/>
           <w:lang w:val="ru-RU"/>
         </w:rPr>
         <w:fldChar w:fldCharType="begin"/>
       </w:r>
       <w:r>
         <w:rPr>
+          <w:rFonts w:ascii="Times New Roman" w:hAnsi="Times New Roman" w:eastAsia="Times New Roman" w:cs="Times New Roman"/>
+          <w:sz w:val="24"/>
           <w:lang w:val="ru-RU"/>
         </w:rPr>
         <w:instrText xml:space="preserve"> </w:instrText>
       </w:r>
       <w:r>
         <w:rPr>
+          <w:rFonts w:ascii="Times New Roman" w:hAnsi="Times New Roman" w:eastAsia="Times New Roman" w:cs="Times New Roman"/>
+          <w:sz w:val="24"/>
           <w:lang w:val="ru-RU"/>
         </w:rPr>
         <w:instrText>SEQ</w:instrText>
       </w:r>
       <w:r>
         <w:rPr>
+          <w:rFonts w:ascii="Times New Roman" w:hAnsi="Times New Roman" w:eastAsia="Times New Roman" w:cs="Times New Roman"/>
+          <w:sz w:val="24"/>
           <w:lang w:val="ru-RU"/>
         </w:rPr>
         <w:instrText xml:space="preserve"> Таблица \* </w:instrText>
       </w:r>
       <w:r>
         <w:rPr>
+          <w:rFonts w:ascii="Times New Roman" w:hAnsi="Times New Roman" w:eastAsia="Times New Roman" w:cs="Times New Roman"/>
+          <w:sz w:val="24"/>
           <w:lang w:val="ru-RU"/>
         </w:rPr>
         <w:instrText>ARABIC</w:instrText>
       </w:r>
       <w:r>
         <w:rPr>
+          <w:rFonts w:ascii="Times New Roman" w:hAnsi="Times New Roman" w:eastAsia="Times New Roman" w:cs="Times New Roman"/>
+          <w:sz w:val="24"/>
           <w:lang w:val="ru-RU"/>
         </w:rPr>
         <w:instrText xml:space="preserve"> </w:instrText>
       </w:r>
       <w:r>
         <w:rPr>
+          <w:rFonts w:ascii="Times New Roman" w:hAnsi="Times New Roman" w:eastAsia="Times New Roman" w:cs="Times New Roman"/>
+          <w:sz w:val="24"/>
           <w:lang w:val="ru-RU"/>
         </w:rPr>
         <w:fldChar w:fldCharType="separate"/>
       </w:r>
       <w:r>
         <w:rPr>
+          <w:rFonts w:ascii="Times New Roman" w:hAnsi="Times New Roman" w:eastAsia="Times New Roman" w:cs="Times New Roman"/>
+          <w:sz w:val="24"/>
           <w:lang w:val="ru-RU"/>
         </w:rPr>
         <w:t>1</w:t>
       </w:r>
       <w:r>
         <w:rPr>
+          <w:rFonts w:ascii="Times New Roman" w:hAnsi="Times New Roman" w:eastAsia="Times New Roman" w:cs="Times New Roman"/>
+          <w:sz w:val="24"/>
           <w:lang w:val="ru-RU"/>
         </w:rPr>
         <w:fldChar w:fldCharType="end"/>
@@ -658,6 +823,8 @@
       <w:bookmarkEnd w:id="0"/>
       <w:r>
         <w:rPr>
+          <w:rFonts w:ascii="Times New Roman" w:hAnsi="Times New Roman" w:eastAsia="Times New Roman" w:cs="Times New Roman"/>
+          <w:sz w:val="24"/>
           <w:lang w:val="ru-RU"/>
         </w:rPr>
         <w:t xml:space="preserve"> - Перечень и основные характеристики опасных веществ</w:t>
@@ -672,33 +839,53 @@
       </w:pPr>
       <w:r>
         <w:rPr>
+          <w:rFonts w:ascii="Times New Roman" w:hAnsi="Times New Roman" w:eastAsia="Times New Roman" w:cs="Times New Roman"/>
+          <w:sz w:val="24"/>
           <w:lang w:val="ru-RU"/>
         </w:rPr>
         <w:t>{{</w:t>
       </w:r>
       <w:r>
+        <w:rPr>
+          <w:rFonts w:ascii="Times New Roman" w:hAnsi="Times New Roman" w:eastAsia="Times New Roman" w:cs="Times New Roman"/>
+          <w:sz w:val="24"/>
+        </w:rPr>
         <w:t>SUBSTANCES</w:t>
       </w:r>
       <w:r>
         <w:rPr>
+          <w:rFonts w:ascii="Times New Roman" w:hAnsi="Times New Roman" w:eastAsia="Times New Roman" w:cs="Times New Roman"/>
+          <w:sz w:val="24"/>
           <w:lang w:val="ru-RU"/>
         </w:rPr>
         <w:t>_</w:t>
       </w:r>
       <w:r>
+        <w:rPr>
+          <w:rFonts w:ascii="Times New Roman" w:hAnsi="Times New Roman" w:eastAsia="Times New Roman" w:cs="Times New Roman"/>
+          <w:sz w:val="24"/>
+        </w:rPr>
         <w:t>INFO</w:t>
       </w:r>
       <w:r>
         <w:rPr>
+          <w:rFonts w:ascii="Times New Roman" w:hAnsi="Times New Roman" w:eastAsia="Times New Roman" w:cs="Times New Roman"/>
+          <w:sz w:val="24"/>
           <w:lang w:val="ru-RU"/>
         </w:rPr>
         <w:t>_</w:t>
       </w:r>
       <w:r>
+        <w:rPr>
+          <w:rFonts w:ascii="Times New Roman" w:hAnsi="Times New Roman" w:eastAsia="Times New Roman" w:cs="Times New Roman"/>
+          <w:sz w:val="24"/>
+        </w:rPr>
         <w:t>SECTION</w:t>
       </w:r>
       <w:r>
         <w:rPr>
+          <w:rFonts w:ascii="Times New Roman" w:hAnsi="Times New Roman" w:eastAsia="Times New Roman" w:cs="Times New Roman"/>
+          <w:sz w:val="24"/>
           <w:lang w:val="ru-RU"/>
         </w:rPr>
         <w:t>}}</w:t>
@@ -715,7 +902,8 @@
       </w:pPr>
       <w:r>
         <w:rPr>
-          <w:rFonts w:cs="Times New Roman"/>
+          <w:rFonts w:cs="Times New Roman" w:ascii="Times New Roman" w:hAnsi="Times New Roman" w:eastAsia="Times New Roman"/>
+          <w:sz w:val="24"/>
           <w:lang w:val="ru-RU"/>
         </w:rPr>
         <w:lastRenderedPageBreak/>
@@ -733,79 +921,129 @@
       </w:pPr>
       <w:r>
         <w:rPr>
+          <w:rFonts w:ascii="Times New Roman" w:hAnsi="Times New Roman" w:eastAsia="Times New Roman" w:cs="Times New Roman"/>
+          <w:sz w:val="24"/>
           <w:lang w:val="ru-RU"/>
         </w:rPr>
         <w:t xml:space="preserve">Сведения о наиболее опасных по последствиям и наиболее вероятных сценариях аварий представлены в таблице </w:t>
       </w:r>
       <w:r>
+        <w:rPr>
+          <w:rFonts w:ascii="Times New Roman" w:hAnsi="Times New Roman" w:eastAsia="Times New Roman" w:cs="Times New Roman"/>
+          <w:sz w:val="24"/>
+        </w:rPr>
         <w:fldChar w:fldCharType="begin"/>
       </w:r>
       <w:r>
         <w:rPr>
+          <w:rFonts w:ascii="Times New Roman" w:hAnsi="Times New Roman" w:eastAsia="Times New Roman" w:cs="Times New Roman"/>
+          <w:sz w:val="24"/>
           <w:lang w:val="ru-RU"/>
         </w:rPr>
         <w:instrText xml:space="preserve"> </w:instrText>
       </w:r>
       <w:r>
+        <w:rPr>
+          <w:rFonts w:ascii="Times New Roman" w:hAnsi="Times New Roman" w:eastAsia="Times New Roman" w:cs="Times New Roman"/>
+          <w:sz w:val="24"/>
+        </w:rPr>
         <w:instrText>REF</w:instrText>
       </w:r>
       <w:r>
         <w:rPr>
+          <w:rFonts w:ascii="Times New Roman" w:hAnsi="Times New Roman" w:eastAsia="Times New Roman" w:cs="Times New Roman"/>
+          <w:sz w:val="24"/>
           <w:lang w:val="ru-RU"/>
         </w:rPr>
         <w:instrText xml:space="preserve"> </w:instrText>
       </w:r>
       <w:r>
+        <w:rPr>
+          <w:rFonts w:ascii="Times New Roman" w:hAnsi="Times New Roman" w:eastAsia="Times New Roman" w:cs="Times New Roman"/>
+          <w:sz w:val="24"/>
+        </w:rPr>
         <w:instrText>ifl</w:instrText>
       </w:r>
       <w:r>
         <w:rPr>
+          <w:rFonts w:ascii="Times New Roman" w:hAnsi="Times New Roman" w:eastAsia="Times New Roman" w:cs="Times New Roman"/>
+          <w:sz w:val="24"/>
           <w:lang w:val="ru-RU"/>
         </w:rPr>
         <w:instrText>_</w:instrText>
       </w:r>
       <w:r>
+        <w:rPr>
+          <w:rFonts w:ascii="Times New Roman" w:hAnsi="Times New Roman" w:eastAsia="Times New Roman" w:cs="Times New Roman"/>
+          <w:sz w:val="24"/>
+        </w:rPr>
         <w:instrText>tbl</w:instrText>
       </w:r>
       <w:r>
         <w:rPr>
+          <w:rFonts w:ascii="Times New Roman" w:hAnsi="Times New Roman" w:eastAsia="Times New Roman" w:cs="Times New Roman"/>
+          <w:sz w:val="24"/>
           <w:lang w:val="ru-RU"/>
         </w:rPr>
         <w:instrText>_</w:instrText>
       </w:r>
       <w:r>
+        <w:rPr>
+          <w:rFonts w:ascii="Times New Roman" w:hAnsi="Times New Roman" w:eastAsia="Times New Roman" w:cs="Times New Roman"/>
+          <w:sz w:val="24"/>
+        </w:rPr>
         <w:instrText>scenarios</w:instrText>
       </w:r>
       <w:r>
         <w:rPr>
+          <w:rFonts w:ascii="Times New Roman" w:hAnsi="Times New Roman" w:eastAsia="Times New Roman" w:cs="Times New Roman"/>
+          <w:sz w:val="24"/>
           <w:lang w:val="ru-RU"/>
         </w:rPr>
         <w:instrText xml:space="preserve"> \</w:instrText>
       </w:r>
       <w:r>
+        <w:rPr>
+          <w:rFonts w:ascii="Times New Roman" w:hAnsi="Times New Roman" w:eastAsia="Times New Roman" w:cs="Times New Roman"/>
+          <w:sz w:val="24"/>
+        </w:rPr>
         <w:instrText>h</w:instrText>
       </w:r>
       <w:r>
         <w:rPr>
+          <w:rFonts w:ascii="Times New Roman" w:hAnsi="Times New Roman" w:eastAsia="Times New Roman" w:cs="Times New Roman"/>
+          <w:sz w:val="24"/>
           <w:lang w:val="ru-RU"/>
         </w:rPr>
         <w:instrText xml:space="preserve"> </w:instrText>
       </w:r>
       <w:r>
+        <w:rPr>
+          <w:rFonts w:ascii="Times New Roman" w:hAnsi="Times New Roman" w:eastAsia="Times New Roman" w:cs="Times New Roman"/>
+          <w:sz w:val="24"/>
+        </w:rPr>
         <w:fldChar w:fldCharType="separate"/>
       </w:r>
       <w:r>
         <w:rPr>
+          <w:rFonts w:ascii="Times New Roman" w:hAnsi="Times New Roman" w:eastAsia="Times New Roman" w:cs="Times New Roman"/>
           <w:noProof/>
+          <w:sz w:val="24"/>
           <w:lang w:val="ru-RU"/>
         </w:rPr>
         <w:t>2</w:t>
       </w:r>
       <w:r>
+        <w:rPr>
+          <w:rFonts w:ascii="Times New Roman" w:hAnsi="Times New Roman" w:eastAsia="Times New Roman" w:cs="Times New Roman"/>
+          <w:sz w:val="24"/>
+        </w:rPr>
         <w:fldChar w:fldCharType="end"/>
       </w:r>
       <w:r>
         <w:rPr>
+          <w:rFonts w:ascii="Times New Roman" w:hAnsi="Times New Roman" w:eastAsia="Times New Roman" w:cs="Times New Roman"/>
+          <w:sz w:val="24"/>
           <w:lang w:val="ru-RU"/>
         </w:rPr>
         <w:t>.</w:t>
@@ -822,6 +1060,8 @@
       </w:pPr>
       <w:r>
         <w:rPr>
+          <w:rFonts w:ascii="Times New Roman" w:hAnsi="Times New Roman" w:eastAsia="Times New Roman" w:cs="Times New Roman"/>
+          <w:sz w:val="24"/>
           <w:lang w:val="ru-RU"/>
         </w:rPr>
         <w:t xml:space="preserve">Таблица </w:t>
@@ -829,54 +1069,72 @@
       <w:bookmarkStart w:id="1" w:name="ifl_tbl_scenarios"/>
       <w:r>
         <w:rPr>
+          <w:rFonts w:ascii="Times New Roman" w:hAnsi="Times New Roman" w:eastAsia="Times New Roman" w:cs="Times New Roman"/>
+          <w:sz w:val="24"/>
           <w:lang w:val="ru-RU"/>
         </w:rPr>
         <w:fldChar w:fldCharType="begin"/>
       </w:r>
       <w:r>
         <w:rPr>
+          <w:rFonts w:ascii="Times New Roman" w:hAnsi="Times New Roman" w:eastAsia="Times New Roman" w:cs="Times New Roman"/>
+          <w:sz w:val="24"/>
           <w:lang w:val="ru-RU"/>
         </w:rPr>
         <w:instrText xml:space="preserve"> </w:instrText>
       </w:r>
       <w:r>
         <w:rPr>
+          <w:rFonts w:ascii="Times New Roman" w:hAnsi="Times New Roman" w:eastAsia="Times New Roman" w:cs="Times New Roman"/>
+          <w:sz w:val="24"/>
           <w:lang w:val="ru-RU"/>
         </w:rPr>
         <w:instrText>SEQ</w:instrText>
       </w:r>
       <w:r>
         <w:rPr>
+          <w:rFonts w:ascii="Times New Roman" w:hAnsi="Times New Roman" w:eastAsia="Times New Roman" w:cs="Times New Roman"/>
+          <w:sz w:val="24"/>
           <w:lang w:val="ru-RU"/>
         </w:rPr>
         <w:instrText xml:space="preserve"> Таблица \* </w:instrText>
       </w:r>
       <w:r>
         <w:rPr>
+          <w:rFonts w:ascii="Times New Roman" w:hAnsi="Times New Roman" w:eastAsia="Times New Roman" w:cs="Times New Roman"/>
+          <w:sz w:val="24"/>
           <w:lang w:val="ru-RU"/>
         </w:rPr>
         <w:instrText>ARABIC</w:instrText>
       </w:r>
       <w:r>
         <w:rPr>
+          <w:rFonts w:ascii="Times New Roman" w:hAnsi="Times New Roman" w:eastAsia="Times New Roman" w:cs="Times New Roman"/>
+          <w:sz w:val="24"/>
           <w:lang w:val="ru-RU"/>
         </w:rPr>
         <w:instrText xml:space="preserve"> </w:instrText>
       </w:r>
       <w:r>
         <w:rPr>
+          <w:rFonts w:ascii="Times New Roman" w:hAnsi="Times New Roman" w:eastAsia="Times New Roman" w:cs="Times New Roman"/>
+          <w:sz w:val="24"/>
           <w:lang w:val="ru-RU"/>
         </w:rPr>
         <w:fldChar w:fldCharType="separate"/>
       </w:r>
       <w:r>
         <w:rPr>
+          <w:rFonts w:ascii="Times New Roman" w:hAnsi="Times New Roman" w:eastAsia="Times New Roman" w:cs="Times New Roman"/>
+          <w:sz w:val="24"/>
           <w:lang w:val="ru-RU"/>
         </w:rPr>
         <w:t>2</w:t>
       </w:r>
       <w:r>
         <w:rPr>
+          <w:rFonts w:ascii="Times New Roman" w:hAnsi="Times New Roman" w:eastAsia="Times New Roman" w:cs="Times New Roman"/>
+          <w:sz w:val="24"/>
           <w:lang w:val="ru-RU"/>
         </w:rPr>
         <w:fldChar w:fldCharType="end"/>
@@ -884,6 +1142,8 @@
       <w:bookmarkEnd w:id="1"/>
       <w:r>
         <w:rPr>
+          <w:rFonts w:ascii="Times New Roman" w:hAnsi="Times New Roman" w:eastAsia="Times New Roman" w:cs="Times New Roman"/>
+          <w:sz w:val="24"/>
           <w:lang w:val="ru-RU"/>
         </w:rPr>
         <w:t xml:space="preserve"> - Наиболее опасные по последствиям и наиболее вероятные сценарии аварий</w:t>
@@ -894,6 +1154,10 @@
         <w:spacing w:after="160" w:line="360" w:lineRule="auto"/>
       </w:pPr>
       <w:r>
+        <w:rPr>
+          <w:rFonts w:ascii="Times New Roman" w:hAnsi="Times New Roman" w:eastAsia="Times New Roman" w:cs="Times New Roman"/>
+          <w:sz w:val="24"/>
+        </w:rPr>
         <w:t>{{TOP_SCENARIOS_BY_COMPONENT_SECTION}}</w:t>
       </w:r>
     </w:p>
@@ -908,44 +1172,16 @@
       </w:pPr>
       <w:r>
         <w:rPr>
-          <w:lang w:val="ru-RU"/>
-        </w:rPr>
-        <w:t xml:space="preserve">Максимально возможное количество потерпевших (физических лиц) составляет </w:t>
-      </w:r>
-      <w:proofErr w:type="gramStart"/>
-      <w:r>
-        <w:rPr>
-          <w:lang w:val="ru-RU"/>
-        </w:rPr>
-        <w:t xml:space="preserve">{{ </w:t>
-      </w:r>
-      <w:r>
-        <w:t>MAX</w:t>
-      </w:r>
-      <w:proofErr w:type="gramEnd"/>
-      <w:r>
-        <w:rPr>
-          <w:lang w:val="ru-RU"/>
-        </w:rPr>
-        <w:t>_</w:t>
-      </w:r>
-      <w:r>
-        <w:t>PEOPLE</w:t>
-      </w:r>
-      <w:r>
-        <w:rPr>
-          <w:lang w:val="ru-RU"/>
-        </w:rPr>
-        <w:t>_</w:t>
-      </w:r>
-      <w:r>
-        <w:t>VICTIMS</w:t>
-      </w:r>
-      <w:r>
-        <w:rPr>
-          <w:lang w:val="ru-RU"/>
-        </w:rPr>
-        <w:t xml:space="preserve"> }} человек.</w:t>
+          <w:rFonts w:ascii="Times New Roman" w:hAnsi="Times New Roman" w:eastAsia="Times New Roman" w:cs="Times New Roman"/>
+          <w:sz w:val="24"/>
+        </w:rPr>
+      </w:r>
+      <w:r>
+        <w:rPr>
+          <w:rFonts w:ascii="Times New Roman" w:hAnsi="Times New Roman" w:eastAsia="Times New Roman" w:cs="Times New Roman"/>
+          <w:sz w:val="24"/>
+        </w:rPr>
+        <w:t>Максимально возможное количество потерпевших (физических лиц) составляет {{MAX_PEOPLE_VICTIMS_WITH_UNIT}}.</w:t>
       </w:r>
     </w:p>
     <w:p>
@@ -959,113 +1195,151 @@
       </w:pPr>
       <w:r>
         <w:rPr>
+          <w:rFonts w:ascii="Times New Roman" w:hAnsi="Times New Roman" w:eastAsia="Times New Roman" w:cs="Times New Roman"/>
+          <w:sz w:val="24"/>
           <w:lang w:val="ru-RU"/>
         </w:rPr>
         <w:t xml:space="preserve">Результаты оценки риска аварии представлены в таблице </w:t>
       </w:r>
       <w:r>
         <w:rPr>
+          <w:rFonts w:ascii="Times New Roman" w:hAnsi="Times New Roman" w:eastAsia="Times New Roman" w:cs="Times New Roman"/>
+          <w:sz w:val="24"/>
           <w:lang w:val="ru-RU"/>
         </w:rPr>
         <w:fldChar w:fldCharType="begin"/>
       </w:r>
       <w:r>
         <w:rPr>
+          <w:rFonts w:ascii="Times New Roman" w:hAnsi="Times New Roman" w:eastAsia="Times New Roman" w:cs="Times New Roman"/>
+          <w:sz w:val="24"/>
           <w:lang w:val="ru-RU"/>
         </w:rPr>
         <w:instrText xml:space="preserve"> </w:instrText>
       </w:r>
       <w:r>
         <w:rPr>
+          <w:rFonts w:ascii="Times New Roman" w:hAnsi="Times New Roman" w:eastAsia="Times New Roman" w:cs="Times New Roman"/>
+          <w:sz w:val="24"/>
           <w:lang w:val="ru-RU"/>
         </w:rPr>
         <w:instrText>REF</w:instrText>
       </w:r>
       <w:r>
         <w:rPr>
+          <w:rFonts w:ascii="Times New Roman" w:hAnsi="Times New Roman" w:eastAsia="Times New Roman" w:cs="Times New Roman"/>
+          <w:sz w:val="24"/>
           <w:lang w:val="ru-RU"/>
         </w:rPr>
         <w:instrText xml:space="preserve"> </w:instrText>
       </w:r>
       <w:r>
         <w:rPr>
+          <w:rFonts w:ascii="Times New Roman" w:hAnsi="Times New Roman" w:eastAsia="Times New Roman" w:cs="Times New Roman"/>
+          <w:sz w:val="24"/>
           <w:lang w:val="ru-RU"/>
         </w:rPr>
         <w:instrText>ifl</w:instrText>
       </w:r>
       <w:r>
         <w:rPr>
+          <w:rFonts w:ascii="Times New Roman" w:hAnsi="Times New Roman" w:eastAsia="Times New Roman" w:cs="Times New Roman"/>
+          <w:sz w:val="24"/>
           <w:lang w:val="ru-RU"/>
         </w:rPr>
         <w:instrText>_</w:instrText>
       </w:r>
       <w:r>
         <w:rPr>
+          <w:rFonts w:ascii="Times New Roman" w:hAnsi="Times New Roman" w:eastAsia="Times New Roman" w:cs="Times New Roman"/>
+          <w:sz w:val="24"/>
           <w:lang w:val="ru-RU"/>
         </w:rPr>
         <w:instrText>tbl</w:instrText>
       </w:r>
       <w:r>
         <w:rPr>
+          <w:rFonts w:ascii="Times New Roman" w:hAnsi="Times New Roman" w:eastAsia="Times New Roman" w:cs="Times New Roman"/>
+          <w:sz w:val="24"/>
           <w:lang w:val="ru-RU"/>
         </w:rPr>
         <w:instrText>_</w:instrText>
       </w:r>
       <w:r>
         <w:rPr>
+          <w:rFonts w:ascii="Times New Roman" w:hAnsi="Times New Roman" w:eastAsia="Times New Roman" w:cs="Times New Roman"/>
+          <w:sz w:val="24"/>
           <w:lang w:val="ru-RU"/>
         </w:rPr>
         <w:instrText>risk</w:instrText>
       </w:r>
       <w:r>
         <w:rPr>
+          <w:rFonts w:ascii="Times New Roman" w:hAnsi="Times New Roman" w:eastAsia="Times New Roman" w:cs="Times New Roman"/>
+          <w:sz w:val="24"/>
           <w:lang w:val="ru-RU"/>
         </w:rPr>
         <w:instrText xml:space="preserve"> \</w:instrText>
       </w:r>
       <w:r>
         <w:rPr>
+          <w:rFonts w:ascii="Times New Roman" w:hAnsi="Times New Roman" w:eastAsia="Times New Roman" w:cs="Times New Roman"/>
+          <w:sz w:val="24"/>
           <w:lang w:val="ru-RU"/>
         </w:rPr>
         <w:instrText>h</w:instrText>
       </w:r>
       <w:r>
         <w:rPr>
+          <w:rFonts w:ascii="Times New Roman" w:hAnsi="Times New Roman" w:eastAsia="Times New Roman" w:cs="Times New Roman"/>
+          <w:sz w:val="24"/>
           <w:lang w:val="ru-RU"/>
         </w:rPr>
         <w:instrText xml:space="preserve"> </w:instrText>
       </w:r>
       <w:r>
         <w:rPr>
+          <w:rFonts w:ascii="Times New Roman" w:hAnsi="Times New Roman" w:eastAsia="Times New Roman" w:cs="Times New Roman"/>
+          <w:sz w:val="24"/>
           <w:lang w:val="ru-RU"/>
         </w:rPr>
       </w:r>
       <w:r>
         <w:rPr>
+          <w:rFonts w:ascii="Times New Roman" w:hAnsi="Times New Roman" w:eastAsia="Times New Roman" w:cs="Times New Roman"/>
+          <w:sz w:val="24"/>
           <w:lang w:val="ru-RU"/>
         </w:rPr>
         <w:instrText xml:space="preserve"> \* MERGEFORMAT </w:instrText>
       </w:r>
       <w:r>
         <w:rPr>
+          <w:rFonts w:ascii="Times New Roman" w:hAnsi="Times New Roman" w:eastAsia="Times New Roman" w:cs="Times New Roman"/>
+          <w:sz w:val="24"/>
           <w:lang w:val="ru-RU"/>
         </w:rPr>
         <w:fldChar w:fldCharType="separate"/>
       </w:r>
       <w:r>
         <w:rPr>
+          <w:rFonts w:ascii="Times New Roman" w:hAnsi="Times New Roman" w:eastAsia="Times New Roman" w:cs="Times New Roman"/>
+          <w:sz w:val="24"/>
           <w:lang w:val="ru-RU"/>
         </w:rPr>
         <w:t>3</w:t>
       </w:r>
       <w:r>
         <w:rPr>
+          <w:rFonts w:ascii="Times New Roman" w:hAnsi="Times New Roman" w:eastAsia="Times New Roman" w:cs="Times New Roman"/>
+          <w:sz w:val="24"/>
           <w:lang w:val="ru-RU"/>
         </w:rPr>
         <w:fldChar w:fldCharType="end"/>
       </w:r>
       <w:r>
         <w:rPr>
+          <w:rFonts w:ascii="Times New Roman" w:hAnsi="Times New Roman" w:eastAsia="Times New Roman" w:cs="Times New Roman"/>
+          <w:sz w:val="24"/>
           <w:lang w:val="ru-RU"/>
         </w:rPr>
         <w:t>.</w:t>
@@ -1082,6 +1356,8 @@
       </w:pPr>
       <w:r>
         <w:rPr>
+          <w:rFonts w:ascii="Times New Roman" w:hAnsi="Times New Roman" w:eastAsia="Times New Roman" w:cs="Times New Roman"/>
+          <w:sz w:val="24"/>
           <w:lang w:val="ru-RU"/>
         </w:rPr>
         <w:t xml:space="preserve">Таблица </w:t>
@@ -1089,54 +1365,72 @@
       <w:bookmarkStart w:id="2" w:name="ifl_tbl_risk"/>
       <w:r>
         <w:rPr>
+          <w:rFonts w:ascii="Times New Roman" w:hAnsi="Times New Roman" w:eastAsia="Times New Roman" w:cs="Times New Roman"/>
+          <w:sz w:val="24"/>
           <w:lang w:val="ru-RU"/>
         </w:rPr>
         <w:fldChar w:fldCharType="begin"/>
       </w:r>
       <w:r>
         <w:rPr>
+          <w:rFonts w:ascii="Times New Roman" w:hAnsi="Times New Roman" w:eastAsia="Times New Roman" w:cs="Times New Roman"/>
+          <w:sz w:val="24"/>
           <w:lang w:val="ru-RU"/>
         </w:rPr>
         <w:instrText xml:space="preserve"> </w:instrText>
       </w:r>
       <w:r>
         <w:rPr>
+          <w:rFonts w:ascii="Times New Roman" w:hAnsi="Times New Roman" w:eastAsia="Times New Roman" w:cs="Times New Roman"/>
+          <w:sz w:val="24"/>
           <w:lang w:val="ru-RU"/>
         </w:rPr>
         <w:instrText>SEQ</w:instrText>
       </w:r>
       <w:r>
         <w:rPr>
+          <w:rFonts w:ascii="Times New Roman" w:hAnsi="Times New Roman" w:eastAsia="Times New Roman" w:cs="Times New Roman"/>
+          <w:sz w:val="24"/>
           <w:lang w:val="ru-RU"/>
         </w:rPr>
         <w:instrText xml:space="preserve"> Таблица \* </w:instrText>
       </w:r>
       <w:r>
         <w:rPr>
+          <w:rFonts w:ascii="Times New Roman" w:hAnsi="Times New Roman" w:eastAsia="Times New Roman" w:cs="Times New Roman"/>
+          <w:sz w:val="24"/>
           <w:lang w:val="ru-RU"/>
         </w:rPr>
         <w:instrText>ARABIC</w:instrText>
       </w:r>
       <w:r>
         <w:rPr>
+          <w:rFonts w:ascii="Times New Roman" w:hAnsi="Times New Roman" w:eastAsia="Times New Roman" w:cs="Times New Roman"/>
+          <w:sz w:val="24"/>
           <w:lang w:val="ru-RU"/>
         </w:rPr>
         <w:instrText xml:space="preserve"> </w:instrText>
       </w:r>
       <w:r>
         <w:rPr>
+          <w:rFonts w:ascii="Times New Roman" w:hAnsi="Times New Roman" w:eastAsia="Times New Roman" w:cs="Times New Roman"/>
+          <w:sz w:val="24"/>
           <w:lang w:val="ru-RU"/>
         </w:rPr>
         <w:fldChar w:fldCharType="separate"/>
       </w:r>
       <w:r>
         <w:rPr>
+          <w:rFonts w:ascii="Times New Roman" w:hAnsi="Times New Roman" w:eastAsia="Times New Roman" w:cs="Times New Roman"/>
+          <w:sz w:val="24"/>
           <w:lang w:val="ru-RU"/>
         </w:rPr>
         <w:t>3</w:t>
       </w:r>
       <w:r>
         <w:rPr>
+          <w:rFonts w:ascii="Times New Roman" w:hAnsi="Times New Roman" w:eastAsia="Times New Roman" w:cs="Times New Roman"/>
+          <w:sz w:val="24"/>
           <w:lang w:val="ru-RU"/>
         </w:rPr>
         <w:fldChar w:fldCharType="end"/>
@@ -1144,6 +1438,8 @@
       <w:bookmarkEnd w:id="2"/>
       <w:r>
         <w:rPr>
+          <w:rFonts w:ascii="Times New Roman" w:hAnsi="Times New Roman" w:eastAsia="Times New Roman" w:cs="Times New Roman"/>
+          <w:sz w:val="24"/>
           <w:lang w:val="ru-RU"/>
         </w:rPr>
         <w:t xml:space="preserve"> - Показатели риска аварии по составляющим декларируемого объекта</w:t>
@@ -1154,6 +1450,10 @@
         <w:spacing w:after="160" w:line="360" w:lineRule="auto"/>
       </w:pPr>
       <w:r>
+        <w:rPr>
+          <w:rFonts w:ascii="Times New Roman" w:hAnsi="Times New Roman" w:eastAsia="Times New Roman" w:cs="Times New Roman"/>
+          <w:sz w:val="24"/>
+        </w:rPr>
         <w:t>{{FATALITY_RISK_BY_COMPONENT_SECTION}}</w:t>
       </w:r>
     </w:p>
@@ -1167,6 +1467,8 @@
       </w:pPr>
       <w:r>
         <w:rPr>
+          <w:rFonts w:ascii="Times New Roman" w:hAnsi="Times New Roman" w:eastAsia="Times New Roman" w:cs="Times New Roman"/>
+          <w:sz w:val="24"/>
           <w:lang w:val="ru-RU"/>
         </w:rPr>
         <w:t>Принятые меры безопасности:</w:t>
@@ -1181,33 +1483,53 @@
       </w:pPr>
       <w:r>
         <w:rPr>
+          <w:rFonts w:ascii="Times New Roman" w:hAnsi="Times New Roman" w:eastAsia="Times New Roman" w:cs="Times New Roman"/>
+          <w:sz w:val="24"/>
           <w:lang w:val="ru-RU"/>
         </w:rPr>
         <w:t>{{</w:t>
       </w:r>
       <w:r>
+        <w:rPr>
+          <w:rFonts w:ascii="Times New Roman" w:hAnsi="Times New Roman" w:eastAsia="Times New Roman" w:cs="Times New Roman"/>
+          <w:sz w:val="24"/>
+        </w:rPr>
         <w:t>SAFETY</w:t>
       </w:r>
       <w:r>
         <w:rPr>
+          <w:rFonts w:ascii="Times New Roman" w:hAnsi="Times New Roman" w:eastAsia="Times New Roman" w:cs="Times New Roman"/>
+          <w:sz w:val="24"/>
           <w:lang w:val="ru-RU"/>
         </w:rPr>
         <w:t>_</w:t>
       </w:r>
       <w:r>
+        <w:rPr>
+          <w:rFonts w:ascii="Times New Roman" w:hAnsi="Times New Roman" w:eastAsia="Times New Roman" w:cs="Times New Roman"/>
+          <w:sz w:val="24"/>
+        </w:rPr>
         <w:t>MEASURES</w:t>
       </w:r>
       <w:r>
         <w:rPr>
+          <w:rFonts w:ascii="Times New Roman" w:hAnsi="Times New Roman" w:eastAsia="Times New Roman" w:cs="Times New Roman"/>
+          <w:sz w:val="24"/>
           <w:lang w:val="ru-RU"/>
         </w:rPr>
         <w:t>_</w:t>
       </w:r>
       <w:r>
+        <w:rPr>
+          <w:rFonts w:ascii="Times New Roman" w:hAnsi="Times New Roman" w:eastAsia="Times New Roman" w:cs="Times New Roman"/>
+          <w:sz w:val="24"/>
+        </w:rPr>
         <w:t>SECTION</w:t>
       </w:r>
       <w:r>
         <w:rPr>
+          <w:rFonts w:ascii="Times New Roman" w:hAnsi="Times New Roman" w:eastAsia="Times New Roman" w:cs="Times New Roman"/>
+          <w:sz w:val="24"/>
           <w:lang w:val="ru-RU"/>
         </w:rPr>
         <w:t>}}</w:t>
@@ -1224,7 +1546,8 @@
       </w:pPr>
       <w:r>
         <w:rPr>
-          <w:rFonts w:cs="Times New Roman"/>
+          <w:rFonts w:cs="Times New Roman" w:ascii="Times New Roman" w:hAnsi="Times New Roman" w:eastAsia="Times New Roman"/>
+          <w:sz w:val="24"/>
           <w:lang w:val="ru-RU"/>
         </w:rPr>
         <w:lastRenderedPageBreak/>
@@ -1238,6 +1561,10 @@
         <w:jc w:val="both"/>
       </w:pPr>
       <w:r>
+        <w:rPr>
+          <w:rFonts w:ascii="Times New Roman" w:hAnsi="Times New Roman" w:eastAsia="Times New Roman" w:cs="Times New Roman"/>
+          <w:sz w:val="24"/>
+        </w:rPr>
         <w:t>{{PUBLIC_WARNING_AND_ACTIONS_SECTION}}</w:t>
       </w:r>
     </w:p>
@@ -2741,10 +3068,11 @@
       <w:spacing w:line="240" w:lineRule="auto"/>
     </w:pPr>
     <w:rPr>
+      <w:rFonts w:ascii="Times New Roman" w:hAnsi="Times New Roman"/>
       <w:b/>
       <w:bCs/>
       <w:color w:val="4F81BD" w:themeColor="accent1"/>
-      <w:sz w:val="18"/>
+      <w:sz w:val="22"/>
       <w:szCs w:val="18"/>
     </w:rPr>
   </w:style>

--- a/templates/ДПБ_промысловые_трубопроводы/IFL_template_promyslovye_truboprovody.docx
+++ b/templates/ДПБ_промысловые_трубопроводы/IFL_template_promyslovye_truboprovody.docx
@@ -11,9 +11,7 @@
       </w:pPr>
       <w:r>
         <w:rPr>
-          <w:rFonts w:ascii="Times New Roman" w:hAnsi="Times New Roman" w:eastAsia="Times New Roman" w:cs="Times New Roman"/>
           <w:b/>
-          <w:sz w:val="24"/>
           <w:lang w:val="ru-RU"/>
         </w:rPr>
         <w:t>ПРИЛОЖЕНИЕ № 2</w:t>
@@ -31,9 +29,7 @@
       </w:pPr>
       <w:r>
         <w:rPr>
-          <w:rFonts w:ascii="Times New Roman" w:hAnsi="Times New Roman" w:eastAsia="Times New Roman" w:cs="Times New Roman"/>
           <w:b/>
-          <w:sz w:val="24"/>
           <w:lang w:val="ru-RU"/>
         </w:rPr>
         <w:t>ИНФОРМАЦИОННЫЙ ЛИСТ</w:t>
@@ -54,11 +50,9 @@
       </w:pPr>
       <w:r>
         <w:rPr>
-          <w:rFonts w:ascii="Times New Roman" w:hAnsi="Times New Roman" w:eastAsia="Times New Roman" w:cs="Times New Roman"/>
           <w:b/>
           <w:bCs/>
           <w:color w:val="000000"/>
-          <w:sz w:val="24"/>
           <w:szCs w:val="32"/>
           <w:lang w:val="ru-RU" w:eastAsia="ru-RU"/>
         </w:rPr>
@@ -78,11 +72,9 @@
       </w:pPr>
       <w:r>
         <w:rPr>
-          <w:rFonts w:ascii="Times New Roman" w:hAnsi="Times New Roman" w:eastAsia="Times New Roman" w:cs="Times New Roman"/>
           <w:b/>
           <w:bCs/>
           <w:color w:val="000000"/>
-          <w:sz w:val="24"/>
           <w:szCs w:val="32"/>
           <w:lang w:val="ru-RU" w:eastAsia="ru-RU"/>
         </w:rPr>
@@ -110,43 +102,33 @@
       </w:pPr>
       <w:r>
         <w:rPr>
-          <w:rFonts w:ascii="Times New Roman" w:hAnsi="Times New Roman" w:eastAsia="Times New Roman" w:cs="Times New Roman"/>
           <w:color w:val="000000"/>
-          <w:sz w:val="24"/>
           <w:lang w:val="ru-RU"/>
         </w:rPr>
         <w:t>Наименование декларируемого объекта: {{</w:t>
       </w:r>
       <w:r>
         <w:rPr>
-          <w:rFonts w:ascii="Times New Roman" w:hAnsi="Times New Roman" w:eastAsia="Times New Roman" w:cs="Times New Roman"/>
           <w:color w:val="000000"/>
-          <w:sz w:val="24"/>
         </w:rPr>
         <w:t>SITE</w:t>
       </w:r>
       <w:r>
         <w:rPr>
-          <w:rFonts w:ascii="Times New Roman" w:hAnsi="Times New Roman" w:eastAsia="Times New Roman" w:cs="Times New Roman"/>
           <w:color w:val="000000"/>
-          <w:sz w:val="24"/>
           <w:lang w:val="ru-RU"/>
         </w:rPr>
         <w:t>_</w:t>
       </w:r>
       <w:r>
         <w:rPr>
-          <w:rFonts w:ascii="Times New Roman" w:hAnsi="Times New Roman" w:eastAsia="Times New Roman" w:cs="Times New Roman"/>
           <w:color w:val="000000"/>
-          <w:sz w:val="24"/>
         </w:rPr>
         <w:t>NAME</w:t>
       </w:r>
       <w:r>
         <w:rPr>
-          <w:rFonts w:ascii="Times New Roman" w:hAnsi="Times New Roman" w:eastAsia="Times New Roman" w:cs="Times New Roman"/>
           <w:color w:val="000000"/>
-          <w:sz w:val="24"/>
           <w:lang w:val="ru-RU"/>
         </w:rPr>
         <w:t>}}</w:t>
@@ -163,43 +145,33 @@
       </w:pPr>
       <w:r>
         <w:rPr>
-          <w:rFonts w:ascii="Times New Roman" w:hAnsi="Times New Roman" w:eastAsia="Times New Roman" w:cs="Times New Roman"/>
           <w:color w:val="000000"/>
-          <w:sz w:val="24"/>
           <w:lang w:val="ru-RU"/>
         </w:rPr>
         <w:t>Наименование эксплуатирующей организации: {{</w:t>
       </w:r>
       <w:r>
         <w:rPr>
-          <w:rFonts w:ascii="Times New Roman" w:hAnsi="Times New Roman" w:eastAsia="Times New Roman" w:cs="Times New Roman"/>
           <w:color w:val="000000"/>
-          <w:sz w:val="24"/>
         </w:rPr>
         <w:t>SHORT</w:t>
       </w:r>
       <w:r>
         <w:rPr>
-          <w:rFonts w:ascii="Times New Roman" w:hAnsi="Times New Roman" w:eastAsia="Times New Roman" w:cs="Times New Roman"/>
           <w:color w:val="000000"/>
-          <w:sz w:val="24"/>
           <w:lang w:val="ru-RU"/>
         </w:rPr>
         <w:t>_</w:t>
       </w:r>
       <w:r>
         <w:rPr>
-          <w:rFonts w:ascii="Times New Roman" w:hAnsi="Times New Roman" w:eastAsia="Times New Roman" w:cs="Times New Roman"/>
           <w:color w:val="000000"/>
-          <w:sz w:val="24"/>
         </w:rPr>
         <w:t>NAME</w:t>
       </w:r>
       <w:r>
         <w:rPr>
-          <w:rFonts w:ascii="Times New Roman" w:hAnsi="Times New Roman" w:eastAsia="Times New Roman" w:cs="Times New Roman"/>
           <w:color w:val="000000"/>
-          <w:sz w:val="24"/>
           <w:lang w:val="ru-RU"/>
         </w:rPr>
         <w:t>}}</w:t>
@@ -216,47 +188,30 @@
       </w:pPr>
       <w:r>
         <w:rPr>
-          <w:rFonts w:ascii="Times New Roman" w:hAnsi="Times New Roman" w:eastAsia="Times New Roman" w:cs="Times New Roman"/>
           <w:color w:val="000000"/>
-          <w:sz w:val="24"/>
           <w:lang w:val="ru-RU"/>
         </w:rPr>
         <w:t>Регистрационный номер опасного производственного объекта</w:t>
       </w:r>
       <w:r>
         <w:rPr>
-          <w:rFonts w:ascii="Times New Roman" w:hAnsi="Times New Roman" w:eastAsia="Times New Roman" w:cs="Times New Roman"/>
           <w:color w:val="000000"/>
-          <w:sz w:val="24"/>
           <w:lang w:val="ru-RU"/>
         </w:rPr>
-        <w:t>:</w:t>
-      </w:r>
-      <w:r>
-        <w:rPr>
-          <w:rFonts w:ascii="Times New Roman" w:hAnsi="Times New Roman" w:eastAsia="Times New Roman" w:cs="Times New Roman"/>
+        <w:t xml:space="preserve">: </w:t>
+      </w:r>
+      <w:proofErr w:type="gramStart"/>
+      <w:r>
+        <w:rPr>
           <w:color w:val="000000"/>
-          <w:sz w:val="24"/>
           <w:lang w:val="ru-RU"/>
         </w:rPr>
-        <w:t xml:space="preserve"> </w:t>
-      </w:r>
-      <w:proofErr w:type="gramStart"/>
-      <w:r>
-        <w:rPr>
-          <w:rFonts w:ascii="Times New Roman" w:hAnsi="Times New Roman" w:eastAsia="Times New Roman" w:cs="Times New Roman"/>
+        <w:t>{{ SITE</w:t>
+      </w:r>
+      <w:proofErr w:type="gramEnd"/>
+      <w:r>
+        <w:rPr>
           <w:color w:val="000000"/>
-          <w:sz w:val="24"/>
-          <w:lang w:val="ru-RU"/>
-        </w:rPr>
-        <w:t>{{ SITE</w:t>
-      </w:r>
-      <w:proofErr w:type="gramEnd"/>
-      <w:r>
-        <w:rPr>
-          <w:rFonts w:ascii="Times New Roman" w:hAnsi="Times New Roman" w:eastAsia="Times New Roman" w:cs="Times New Roman"/>
-          <w:color w:val="000000"/>
-          <w:sz w:val="24"/>
           <w:lang w:val="ru-RU"/>
         </w:rPr>
         <w:t>_REG_NUMBER }}</w:t>
@@ -270,8 +225,6 @@
       </w:pPr>
       <w:r>
         <w:rPr>
-          <w:rFonts w:ascii="Times New Roman" w:hAnsi="Times New Roman" w:eastAsia="Times New Roman" w:cs="Times New Roman"/>
-          <w:sz w:val="24"/>
           <w:lang w:val="ru-RU"/>
         </w:rPr>
         <w:br w:type="page"/>
@@ -282,17 +235,25 @@
         <w:pStyle w:val="IFLHeading"/>
         <w:keepNext/>
         <w:rPr>
+          <w:sz w:val="22"/>
           <w:lang w:val="ru-RU"/>
         </w:rPr>
       </w:pPr>
       <w:r>
         <w:rPr>
-          <w:rFonts w:cs="Times New Roman" w:ascii="Times New Roman" w:hAnsi="Times New Roman" w:eastAsia="Times New Roman"/>
-          <w:sz w:val="24"/>
+          <w:rFonts w:cs="Times New Roman"/>
           <w:lang w:val="ru-RU"/>
         </w:rPr>
         <w:lastRenderedPageBreak/>
-        <w:t>1. Наименование организации, эксплуатирующей декларируемый опасный производственный объект или являющейся заказчиком проектной документации</w:t>
+        <w:t xml:space="preserve">1. </w:t>
+      </w:r>
+      <w:r>
+        <w:rPr>
+          <w:rFonts w:cs="Times New Roman"/>
+          <w:sz w:val="22"/>
+          <w:lang w:val="ru-RU"/>
+        </w:rPr>
+        <w:t>Наименование организации, эксплуатирующей декларируемый опасный производственный объект или являющейся заказчиком проектной документации</w:t>
       </w:r>
     </w:p>
     <w:p>
@@ -302,16 +263,15 @@
         <w:jc w:val="both"/>
         <w:rPr>
           <w:rFonts w:eastAsiaTheme="minorEastAsia"/>
-          <w:szCs w:val="24"/>
+          <w:sz w:val="22"/>
           <w:lang w:val="ru-RU"/>
         </w:rPr>
       </w:pPr>
       <w:proofErr w:type="gramStart"/>
       <w:r>
         <w:rPr>
-          <w:rFonts w:eastAsiaTheme="minorEastAsia" w:ascii="Times New Roman" w:hAnsi="Times New Roman" w:eastAsia="Times New Roman" w:cs="Times New Roman"/>
-          <w:sz w:val="24"/>
-          <w:szCs w:val="24"/>
+          <w:rFonts w:eastAsiaTheme="minorEastAsia"/>
+          <w:sz w:val="22"/>
           <w:lang w:val="ru-RU"/>
         </w:rPr>
         <w:t>{{ FULL</w:t>
@@ -319,26 +279,23 @@
       <w:proofErr w:type="gramEnd"/>
       <w:r>
         <w:rPr>
-          <w:rFonts w:eastAsiaTheme="minorEastAsia" w:ascii="Times New Roman" w:hAnsi="Times New Roman" w:eastAsia="Times New Roman" w:cs="Times New Roman"/>
-          <w:sz w:val="24"/>
-          <w:szCs w:val="24"/>
+          <w:rFonts w:eastAsiaTheme="minorEastAsia"/>
+          <w:sz w:val="22"/>
           <w:lang w:val="ru-RU"/>
         </w:rPr>
         <w:t>_</w:t>
       </w:r>
       <w:r>
         <w:rPr>
-          <w:rFonts w:ascii="Times New Roman" w:hAnsi="Times New Roman" w:eastAsia="Times New Roman" w:cs="Times New Roman"/>
-          <w:sz w:val="24"/>
+          <w:sz w:val="22"/>
           <w:lang w:val="ru-RU"/>
         </w:rPr>
         <w:t>NAME</w:t>
       </w:r>
       <w:r>
         <w:rPr>
-          <w:rFonts w:eastAsiaTheme="minorEastAsia" w:ascii="Times New Roman" w:hAnsi="Times New Roman" w:eastAsia="Times New Roman" w:cs="Times New Roman"/>
-          <w:sz w:val="24"/>
-          <w:szCs w:val="24"/>
+          <w:rFonts w:eastAsiaTheme="minorEastAsia"/>
+          <w:sz w:val="22"/>
           <w:lang w:val="ru-RU"/>
         </w:rPr>
         <w:t xml:space="preserve"> }}</w:t>
@@ -349,13 +306,14 @@
         <w:pStyle w:val="IFLHeading"/>
         <w:keepNext/>
         <w:rPr>
+          <w:sz w:val="22"/>
           <w:lang w:val="ru-RU"/>
         </w:rPr>
       </w:pPr>
       <w:r>
         <w:rPr>
-          <w:rFonts w:cs="Times New Roman" w:ascii="Times New Roman" w:hAnsi="Times New Roman" w:eastAsia="Times New Roman"/>
-          <w:sz w:val="24"/>
+          <w:rFonts w:cs="Times New Roman"/>
+          <w:sz w:val="22"/>
           <w:lang w:val="ru-RU"/>
         </w:rPr>
         <w:t>2. Сведения о лице, ответственном за информирование и взаимодействие с гражданами и общественными организациями</w:t>
@@ -366,35 +324,34 @@
         <w:spacing w:after="120" w:line="360" w:lineRule="auto"/>
         <w:ind w:firstLine="709"/>
         <w:jc w:val="both"/>
+        <w:rPr>
+          <w:sz w:val="22"/>
+        </w:rPr>
       </w:pPr>
       <w:r>
         <w:rPr>
-          <w:rFonts w:ascii="Times New Roman" w:hAnsi="Times New Roman" w:eastAsia="Times New Roman" w:cs="Times New Roman"/>
-          <w:sz w:val="24"/>
+          <w:sz w:val="22"/>
           <w:lang w:val="ru-RU"/>
         </w:rPr>
         <w:t>Должность</w:t>
       </w:r>
       <w:r>
         <w:rPr>
-          <w:rFonts w:ascii="Times New Roman" w:hAnsi="Times New Roman" w:eastAsia="Times New Roman" w:cs="Times New Roman"/>
-          <w:sz w:val="24"/>
+          <w:sz w:val="22"/>
         </w:rPr>
         <w:t xml:space="preserve">: </w:t>
       </w:r>
       <w:proofErr w:type="gramStart"/>
       <w:r>
         <w:rPr>
-          <w:rFonts w:ascii="Times New Roman" w:hAnsi="Times New Roman" w:eastAsia="Times New Roman" w:cs="Times New Roman"/>
-          <w:sz w:val="24"/>
+          <w:sz w:val="22"/>
         </w:rPr>
         <w:t>{{ PUBLIC</w:t>
       </w:r>
       <w:proofErr w:type="gramEnd"/>
       <w:r>
         <w:rPr>
-          <w:rFonts w:ascii="Times New Roman" w:hAnsi="Times New Roman" w:eastAsia="Times New Roman" w:cs="Times New Roman"/>
-          <w:sz w:val="24"/>
+          <w:sz w:val="22"/>
         </w:rPr>
         <w:t>_INFORMATION_CONTACT_POSITION }}</w:t>
       </w:r>
@@ -404,65 +361,60 @@
         <w:spacing w:after="120" w:line="360" w:lineRule="auto"/>
         <w:ind w:firstLine="709"/>
         <w:jc w:val="both"/>
+        <w:rPr>
+          <w:sz w:val="22"/>
+        </w:rPr>
       </w:pPr>
       <w:r>
         <w:rPr>
-          <w:rFonts w:ascii="Times New Roman" w:hAnsi="Times New Roman" w:eastAsia="Times New Roman" w:cs="Times New Roman"/>
-          <w:sz w:val="24"/>
+          <w:sz w:val="22"/>
           <w:lang w:val="ru-RU"/>
         </w:rPr>
         <w:t>Фамилия</w:t>
       </w:r>
       <w:r>
         <w:rPr>
-          <w:rFonts w:ascii="Times New Roman" w:hAnsi="Times New Roman" w:eastAsia="Times New Roman" w:cs="Times New Roman"/>
-          <w:sz w:val="24"/>
+          <w:sz w:val="22"/>
         </w:rPr>
         <w:t xml:space="preserve">, </w:t>
       </w:r>
       <w:r>
         <w:rPr>
-          <w:rFonts w:ascii="Times New Roman" w:hAnsi="Times New Roman" w:eastAsia="Times New Roman" w:cs="Times New Roman"/>
-          <w:sz w:val="24"/>
+          <w:sz w:val="22"/>
           <w:lang w:val="ru-RU"/>
         </w:rPr>
         <w:t>имя</w:t>
       </w:r>
       <w:r>
         <w:rPr>
-          <w:rFonts w:ascii="Times New Roman" w:hAnsi="Times New Roman" w:eastAsia="Times New Roman" w:cs="Times New Roman"/>
-          <w:sz w:val="24"/>
+          <w:sz w:val="22"/>
         </w:rPr>
         <w:t xml:space="preserve">, </w:t>
       </w:r>
       <w:r>
         <w:rPr>
-          <w:rFonts w:ascii="Times New Roman" w:hAnsi="Times New Roman" w:eastAsia="Times New Roman" w:cs="Times New Roman"/>
-          <w:sz w:val="24"/>
+          <w:sz w:val="22"/>
           <w:lang w:val="ru-RU"/>
         </w:rPr>
         <w:t>отчество</w:t>
       </w:r>
       <w:r>
         <w:rPr>
-          <w:rFonts w:ascii="Times New Roman" w:hAnsi="Times New Roman" w:eastAsia="Times New Roman" w:cs="Times New Roman"/>
-          <w:sz w:val="24"/>
+          <w:sz w:val="22"/>
         </w:rPr>
         <w:t xml:space="preserve">: </w:t>
       </w:r>
       <w:proofErr w:type="gramStart"/>
       <w:r>
         <w:rPr>
-          <w:rFonts w:ascii="Times New Roman" w:hAnsi="Times New Roman" w:eastAsia="Times New Roman" w:cs="Times New Roman"/>
-          <w:sz w:val="24"/>
+          <w:sz w:val="22"/>
         </w:rPr>
         <w:t>{{ PUBLIC</w:t>
       </w:r>
       <w:proofErr w:type="gramEnd"/>
       <w:r>
         <w:rPr>
-          <w:rFonts w:ascii="Times New Roman" w:hAnsi="Times New Roman" w:eastAsia="Times New Roman" w:cs="Times New Roman"/>
-          <w:sz w:val="24"/>
+          <w:sz w:val="22"/>
         </w:rPr>
         <w:t>_INFORMATION_CONTACT_FULL_NAME }}</w:t>
       </w:r>
@@ -472,35 +424,34 @@
         <w:spacing w:after="120" w:line="360" w:lineRule="auto"/>
         <w:ind w:firstLine="709"/>
         <w:jc w:val="both"/>
+        <w:rPr>
+          <w:sz w:val="22"/>
+        </w:rPr>
       </w:pPr>
       <w:r>
         <w:rPr>
-          <w:rFonts w:ascii="Times New Roman" w:hAnsi="Times New Roman" w:eastAsia="Times New Roman" w:cs="Times New Roman"/>
-          <w:sz w:val="24"/>
+          <w:sz w:val="22"/>
           <w:lang w:val="ru-RU"/>
         </w:rPr>
         <w:t>Телефон</w:t>
       </w:r>
       <w:r>
         <w:rPr>
-          <w:rFonts w:ascii="Times New Roman" w:hAnsi="Times New Roman" w:eastAsia="Times New Roman" w:cs="Times New Roman"/>
-          <w:sz w:val="24"/>
+          <w:sz w:val="22"/>
         </w:rPr>
         <w:t xml:space="preserve">: </w:t>
       </w:r>
       <w:proofErr w:type="gramStart"/>
       <w:r>
         <w:rPr>
-          <w:rFonts w:ascii="Times New Roman" w:hAnsi="Times New Roman" w:eastAsia="Times New Roman" w:cs="Times New Roman"/>
-          <w:sz w:val="24"/>
+          <w:sz w:val="22"/>
         </w:rPr>
         <w:t>{{ PUBLIC</w:t>
       </w:r>
       <w:proofErr w:type="gramEnd"/>
       <w:r>
         <w:rPr>
-          <w:rFonts w:ascii="Times New Roman" w:hAnsi="Times New Roman" w:eastAsia="Times New Roman" w:cs="Times New Roman"/>
-          <w:sz w:val="24"/>
+          <w:sz w:val="22"/>
         </w:rPr>
         <w:t>_INFORMATION_CONTACT_PHONE }}</w:t>
       </w:r>
@@ -510,13 +461,14 @@
         <w:pStyle w:val="IFLHeading"/>
         <w:keepNext/>
         <w:rPr>
+          <w:sz w:val="22"/>
           <w:lang w:val="ru-RU"/>
         </w:rPr>
       </w:pPr>
       <w:r>
         <w:rPr>
-          <w:rFonts w:cs="Times New Roman" w:ascii="Times New Roman" w:hAnsi="Times New Roman" w:eastAsia="Times New Roman"/>
-          <w:sz w:val="24"/>
+          <w:rFonts w:cs="Times New Roman"/>
+          <w:sz w:val="22"/>
           <w:lang w:val="ru-RU"/>
         </w:rPr>
         <w:t>3. Краткое описание производственной деятельности, связанной с эксплуатацией декларируемого объекта</w:t>
@@ -528,50 +480,25 @@
         <w:ind w:firstLine="709"/>
         <w:jc w:val="both"/>
         <w:rPr>
+          <w:sz w:val="22"/>
           <w:lang w:val="ru-RU"/>
         </w:rPr>
       </w:pPr>
       <w:proofErr w:type="gramStart"/>
       <w:r>
         <w:rPr>
-          <w:rFonts w:ascii="Times New Roman" w:hAnsi="Times New Roman" w:eastAsia="Times New Roman" w:cs="Times New Roman"/>
-          <w:sz w:val="24"/>
+          <w:sz w:val="22"/>
           <w:lang w:val="ru-RU"/>
         </w:rPr>
-        <w:t xml:space="preserve">{{ </w:t>
-      </w:r>
-      <w:r>
-        <w:rPr>
-          <w:rFonts w:ascii="Times New Roman" w:hAnsi="Times New Roman" w:eastAsia="Times New Roman" w:cs="Times New Roman"/>
-          <w:sz w:val="24"/>
+        <w:t>{{ SITE</w:t>
+      </w:r>
+      <w:proofErr w:type="gramEnd"/>
+      <w:r>
+        <w:rPr>
+          <w:sz w:val="22"/>
           <w:lang w:val="ru-RU"/>
         </w:rPr>
-        <w:t>SITE</w:t>
-      </w:r>
-      <w:proofErr w:type="gramEnd"/>
-      <w:r>
-        <w:rPr>
-          <w:rFonts w:ascii="Times New Roman" w:hAnsi="Times New Roman" w:eastAsia="Times New Roman" w:cs="Times New Roman"/>
-          <w:sz w:val="24"/>
-          <w:lang w:val="ru-RU"/>
-        </w:rPr>
-        <w:t>_</w:t>
-      </w:r>
-      <w:r>
-        <w:rPr>
-          <w:rFonts w:ascii="Times New Roman" w:hAnsi="Times New Roman" w:eastAsia="Times New Roman" w:cs="Times New Roman"/>
-          <w:sz w:val="24"/>
-          <w:lang w:val="ru-RU"/>
-        </w:rPr>
-        <w:t>DESCRIPTION</w:t>
-      </w:r>
-      <w:r>
-        <w:rPr>
-          <w:rFonts w:ascii="Times New Roman" w:hAnsi="Times New Roman" w:eastAsia="Times New Roman" w:cs="Times New Roman"/>
-          <w:sz w:val="24"/>
-          <w:lang w:val="ru-RU"/>
-        </w:rPr>
-        <w:t xml:space="preserve"> }}</w:t>
+        <w:t>_DESCRIPTION }}</w:t>
       </w:r>
     </w:p>
     <w:p>
@@ -579,13 +506,14 @@
         <w:pStyle w:val="IFLHeading"/>
         <w:keepNext/>
         <w:rPr>
+          <w:sz w:val="22"/>
           <w:lang w:val="ru-RU"/>
         </w:rPr>
       </w:pPr>
       <w:r>
         <w:rPr>
-          <w:rFonts w:cs="Times New Roman" w:ascii="Times New Roman" w:hAnsi="Times New Roman" w:eastAsia="Times New Roman"/>
-          <w:sz w:val="24"/>
+          <w:rFonts w:cs="Times New Roman"/>
+          <w:sz w:val="22"/>
           <w:lang w:val="ru-RU"/>
         </w:rPr>
         <w:t>4. Перечень и основные характеристики опасных веществ, обращаемых на декларируемом объекте</w:t>
@@ -597,134 +525,143 @@
         <w:ind w:firstLine="709"/>
         <w:jc w:val="both"/>
         <w:rPr>
+          <w:sz w:val="22"/>
           <w:lang w:val="ru-RU"/>
         </w:rPr>
       </w:pPr>
       <w:r>
         <w:rPr>
-          <w:rFonts w:ascii="Times New Roman" w:hAnsi="Times New Roman" w:eastAsia="Times New Roman" w:cs="Times New Roman"/>
-          <w:sz w:val="24"/>
+          <w:sz w:val="22"/>
           <w:lang w:val="ru-RU"/>
         </w:rPr>
         <w:t xml:space="preserve">Перечень и основные характеристики опасных веществ представлены в таблице </w:t>
       </w:r>
       <w:r>
         <w:rPr>
-          <w:rFonts w:ascii="Times New Roman" w:hAnsi="Times New Roman" w:eastAsia="Times New Roman" w:cs="Times New Roman"/>
-          <w:sz w:val="24"/>
+          <w:sz w:val="22"/>
         </w:rPr>
         <w:fldChar w:fldCharType="begin"/>
       </w:r>
       <w:r>
         <w:rPr>
-          <w:rFonts w:ascii="Times New Roman" w:hAnsi="Times New Roman" w:eastAsia="Times New Roman" w:cs="Times New Roman"/>
-          <w:sz w:val="24"/>
+          <w:sz w:val="22"/>
           <w:lang w:val="ru-RU"/>
         </w:rPr>
         <w:instrText xml:space="preserve"> </w:instrText>
       </w:r>
       <w:r>
         <w:rPr>
-          <w:rFonts w:ascii="Times New Roman" w:hAnsi="Times New Roman" w:eastAsia="Times New Roman" w:cs="Times New Roman"/>
-          <w:sz w:val="24"/>
+          <w:sz w:val="22"/>
         </w:rPr>
         <w:instrText>REF</w:instrText>
       </w:r>
       <w:r>
         <w:rPr>
-          <w:rFonts w:ascii="Times New Roman" w:hAnsi="Times New Roman" w:eastAsia="Times New Roman" w:cs="Times New Roman"/>
-          <w:sz w:val="24"/>
+          <w:sz w:val="22"/>
           <w:lang w:val="ru-RU"/>
         </w:rPr>
         <w:instrText xml:space="preserve"> </w:instrText>
       </w:r>
       <w:r>
         <w:rPr>
-          <w:rFonts w:ascii="Times New Roman" w:hAnsi="Times New Roman" w:eastAsia="Times New Roman" w:cs="Times New Roman"/>
-          <w:sz w:val="24"/>
+          <w:sz w:val="22"/>
         </w:rPr>
         <w:instrText>ifl</w:instrText>
       </w:r>
       <w:r>
         <w:rPr>
-          <w:rFonts w:ascii="Times New Roman" w:hAnsi="Times New Roman" w:eastAsia="Times New Roman" w:cs="Times New Roman"/>
-          <w:sz w:val="24"/>
+          <w:sz w:val="22"/>
           <w:lang w:val="ru-RU"/>
         </w:rPr>
         <w:instrText>_</w:instrText>
       </w:r>
       <w:r>
         <w:rPr>
-          <w:rFonts w:ascii="Times New Roman" w:hAnsi="Times New Roman" w:eastAsia="Times New Roman" w:cs="Times New Roman"/>
-          <w:sz w:val="24"/>
+          <w:sz w:val="22"/>
         </w:rPr>
         <w:instrText>tbl</w:instrText>
       </w:r>
       <w:r>
         <w:rPr>
-          <w:rFonts w:ascii="Times New Roman" w:hAnsi="Times New Roman" w:eastAsia="Times New Roman" w:cs="Times New Roman"/>
-          <w:sz w:val="24"/>
+          <w:sz w:val="22"/>
           <w:lang w:val="ru-RU"/>
         </w:rPr>
         <w:instrText>_</w:instrText>
       </w:r>
       <w:r>
         <w:rPr>
-          <w:rFonts w:ascii="Times New Roman" w:hAnsi="Times New Roman" w:eastAsia="Times New Roman" w:cs="Times New Roman"/>
-          <w:sz w:val="24"/>
+          <w:sz w:val="22"/>
         </w:rPr>
         <w:instrText>substances</w:instrText>
       </w:r>
       <w:r>
         <w:rPr>
-          <w:rFonts w:ascii="Times New Roman" w:hAnsi="Times New Roman" w:eastAsia="Times New Roman" w:cs="Times New Roman"/>
-          <w:sz w:val="24"/>
+          <w:sz w:val="22"/>
           <w:lang w:val="ru-RU"/>
         </w:rPr>
         <w:instrText xml:space="preserve"> \</w:instrText>
       </w:r>
       <w:r>
         <w:rPr>
-          <w:rFonts w:ascii="Times New Roman" w:hAnsi="Times New Roman" w:eastAsia="Times New Roman" w:cs="Times New Roman"/>
-          <w:sz w:val="24"/>
+          <w:sz w:val="22"/>
         </w:rPr>
         <w:instrText>h</w:instrText>
       </w:r>
       <w:r>
         <w:rPr>
-          <w:rFonts w:ascii="Times New Roman" w:hAnsi="Times New Roman" w:eastAsia="Times New Roman" w:cs="Times New Roman"/>
-          <w:sz w:val="24"/>
+          <w:sz w:val="22"/>
           <w:lang w:val="ru-RU"/>
         </w:rPr>
         <w:instrText xml:space="preserve"> </w:instrText>
       </w:r>
       <w:r>
         <w:rPr>
-          <w:rFonts w:ascii="Times New Roman" w:hAnsi="Times New Roman" w:eastAsia="Times New Roman" w:cs="Times New Roman"/>
-          <w:sz w:val="24"/>
+          <w:sz w:val="22"/>
+        </w:rPr>
+      </w:r>
+      <w:r>
+        <w:rPr>
+          <w:sz w:val="22"/>
+          <w:lang w:val="ru-RU"/>
+        </w:rPr>
+        <w:instrText xml:space="preserve"> \* </w:instrText>
+      </w:r>
+      <w:r>
+        <w:rPr>
+          <w:sz w:val="22"/>
+        </w:rPr>
+        <w:instrText>MERGEFORMAT</w:instrText>
+      </w:r>
+      <w:r>
+        <w:rPr>
+          <w:sz w:val="22"/>
+          <w:lang w:val="ru-RU"/>
+        </w:rPr>
+        <w:instrText xml:space="preserve"> </w:instrText>
+      </w:r>
+      <w:r>
+        <w:rPr>
+          <w:sz w:val="22"/>
         </w:rPr>
         <w:fldChar w:fldCharType="separate"/>
       </w:r>
       <w:r>
         <w:rPr>
-          <w:rFonts w:ascii="Times New Roman" w:hAnsi="Times New Roman" w:eastAsia="Times New Roman" w:cs="Times New Roman"/>
           <w:noProof/>
-          <w:sz w:val="24"/>
+          <w:sz w:val="22"/>
           <w:lang w:val="ru-RU"/>
         </w:rPr>
         <w:t>1</w:t>
       </w:r>
       <w:r>
         <w:rPr>
-          <w:rFonts w:ascii="Times New Roman" w:hAnsi="Times New Roman" w:eastAsia="Times New Roman" w:cs="Times New Roman"/>
-          <w:sz w:val="24"/>
+          <w:sz w:val="22"/>
         </w:rPr>
         <w:fldChar w:fldCharType="end"/>
       </w:r>
       <w:r>
         <w:rPr>
-          <w:rFonts w:ascii="Times New Roman" w:hAnsi="Times New Roman" w:eastAsia="Times New Roman" w:cs="Times New Roman"/>
-          <w:sz w:val="24"/>
+          <w:sz w:val="22"/>
           <w:lang w:val="ru-RU"/>
         </w:rPr>
         <w:t>.</w:t>
@@ -736,13 +673,13 @@
         <w:ind w:firstLine="709"/>
         <w:jc w:val="both"/>
         <w:rPr>
+          <w:sz w:val="22"/>
           <w:lang w:val="ru-RU"/>
         </w:rPr>
       </w:pPr>
       <w:r>
         <w:rPr>
-          <w:rFonts w:ascii="Times New Roman" w:hAnsi="Times New Roman" w:eastAsia="Times New Roman" w:cs="Times New Roman"/>
-          <w:sz w:val="24"/>
+          <w:sz w:val="22"/>
           <w:lang w:val="ru-RU"/>
         </w:rPr>
         <w:t xml:space="preserve">Таблица </w:t>
@@ -750,81 +687,43 @@
       <w:bookmarkStart w:id="0" w:name="ifl_tbl_substances"/>
       <w:r>
         <w:rPr>
-          <w:rFonts w:ascii="Times New Roman" w:hAnsi="Times New Roman" w:eastAsia="Times New Roman" w:cs="Times New Roman"/>
-          <w:sz w:val="24"/>
+          <w:sz w:val="22"/>
           <w:lang w:val="ru-RU"/>
         </w:rPr>
         <w:fldChar w:fldCharType="begin"/>
       </w:r>
       <w:r>
         <w:rPr>
-          <w:rFonts w:ascii="Times New Roman" w:hAnsi="Times New Roman" w:eastAsia="Times New Roman" w:cs="Times New Roman"/>
-          <w:sz w:val="24"/>
+          <w:sz w:val="22"/>
           <w:lang w:val="ru-RU"/>
         </w:rPr>
-        <w:instrText xml:space="preserve"> </w:instrText>
-      </w:r>
-      <w:r>
-        <w:rPr>
-          <w:rFonts w:ascii="Times New Roman" w:hAnsi="Times New Roman" w:eastAsia="Times New Roman" w:cs="Times New Roman"/>
-          <w:sz w:val="24"/>
+        <w:instrText xml:space="preserve"> SEQ Таблица \* ARABIC </w:instrText>
+      </w:r>
+      <w:r>
+        <w:rPr>
+          <w:sz w:val="22"/>
           <w:lang w:val="ru-RU"/>
         </w:rPr>
-        <w:instrText>SEQ</w:instrText>
-      </w:r>
-      <w:r>
-        <w:rPr>
-          <w:rFonts w:ascii="Times New Roman" w:hAnsi="Times New Roman" w:eastAsia="Times New Roman" w:cs="Times New Roman"/>
-          <w:sz w:val="24"/>
+        <w:fldChar w:fldCharType="separate"/>
+      </w:r>
+      <w:r>
+        <w:rPr>
+          <w:sz w:val="22"/>
           <w:lang w:val="ru-RU"/>
         </w:rPr>
-        <w:instrText xml:space="preserve"> Таблица \* </w:instrText>
-      </w:r>
-      <w:r>
-        <w:rPr>
-          <w:rFonts w:ascii="Times New Roman" w:hAnsi="Times New Roman" w:eastAsia="Times New Roman" w:cs="Times New Roman"/>
-          <w:sz w:val="24"/>
+        <w:t>1</w:t>
+      </w:r>
+      <w:r>
+        <w:rPr>
+          <w:sz w:val="22"/>
           <w:lang w:val="ru-RU"/>
         </w:rPr>
-        <w:instrText>ARABIC</w:instrText>
-      </w:r>
-      <w:r>
-        <w:rPr>
-          <w:rFonts w:ascii="Times New Roman" w:hAnsi="Times New Roman" w:eastAsia="Times New Roman" w:cs="Times New Roman"/>
-          <w:sz w:val="24"/>
-          <w:lang w:val="ru-RU"/>
-        </w:rPr>
-        <w:instrText xml:space="preserve"> </w:instrText>
-      </w:r>
-      <w:r>
-        <w:rPr>
-          <w:rFonts w:ascii="Times New Roman" w:hAnsi="Times New Roman" w:eastAsia="Times New Roman" w:cs="Times New Roman"/>
-          <w:sz w:val="24"/>
-          <w:lang w:val="ru-RU"/>
-        </w:rPr>
-        <w:fldChar w:fldCharType="separate"/>
-      </w:r>
-      <w:r>
-        <w:rPr>
-          <w:rFonts w:ascii="Times New Roman" w:hAnsi="Times New Roman" w:eastAsia="Times New Roman" w:cs="Times New Roman"/>
-          <w:sz w:val="24"/>
-          <w:lang w:val="ru-RU"/>
-        </w:rPr>
-        <w:t>1</w:t>
-      </w:r>
-      <w:r>
-        <w:rPr>
-          <w:rFonts w:ascii="Times New Roman" w:hAnsi="Times New Roman" w:eastAsia="Times New Roman" w:cs="Times New Roman"/>
-          <w:sz w:val="24"/>
-          <w:lang w:val="ru-RU"/>
-        </w:rPr>
         <w:fldChar w:fldCharType="end"/>
       </w:r>
       <w:bookmarkEnd w:id="0"/>
       <w:r>
         <w:rPr>
-          <w:rFonts w:ascii="Times New Roman" w:hAnsi="Times New Roman" w:eastAsia="Times New Roman" w:cs="Times New Roman"/>
-          <w:sz w:val="24"/>
+          <w:sz w:val="22"/>
           <w:lang w:val="ru-RU"/>
         </w:rPr>
         <w:t xml:space="preserve"> - Перечень и основные характеристики опасных веществ</w:t>
@@ -834,58 +733,52 @@
       <w:pPr>
         <w:spacing w:after="160" w:line="360" w:lineRule="auto"/>
         <w:rPr>
+          <w:sz w:val="22"/>
           <w:lang w:val="ru-RU"/>
         </w:rPr>
       </w:pPr>
       <w:r>
         <w:rPr>
-          <w:rFonts w:ascii="Times New Roman" w:hAnsi="Times New Roman" w:eastAsia="Times New Roman" w:cs="Times New Roman"/>
-          <w:sz w:val="24"/>
+          <w:sz w:val="22"/>
           <w:lang w:val="ru-RU"/>
         </w:rPr>
         <w:t>{{</w:t>
       </w:r>
       <w:r>
         <w:rPr>
-          <w:rFonts w:ascii="Times New Roman" w:hAnsi="Times New Roman" w:eastAsia="Times New Roman" w:cs="Times New Roman"/>
-          <w:sz w:val="24"/>
+          <w:sz w:val="22"/>
         </w:rPr>
         <w:t>SUBSTANCES</w:t>
       </w:r>
       <w:r>
         <w:rPr>
-          <w:rFonts w:ascii="Times New Roman" w:hAnsi="Times New Roman" w:eastAsia="Times New Roman" w:cs="Times New Roman"/>
-          <w:sz w:val="24"/>
+          <w:sz w:val="22"/>
           <w:lang w:val="ru-RU"/>
         </w:rPr>
         <w:t>_</w:t>
       </w:r>
       <w:r>
         <w:rPr>
-          <w:rFonts w:ascii="Times New Roman" w:hAnsi="Times New Roman" w:eastAsia="Times New Roman" w:cs="Times New Roman"/>
-          <w:sz w:val="24"/>
+          <w:sz w:val="22"/>
         </w:rPr>
         <w:t>INFO</w:t>
       </w:r>
       <w:r>
         <w:rPr>
-          <w:rFonts w:ascii="Times New Roman" w:hAnsi="Times New Roman" w:eastAsia="Times New Roman" w:cs="Times New Roman"/>
-          <w:sz w:val="24"/>
+          <w:sz w:val="22"/>
           <w:lang w:val="ru-RU"/>
         </w:rPr>
         <w:t>_</w:t>
       </w:r>
       <w:r>
         <w:rPr>
-          <w:rFonts w:ascii="Times New Roman" w:hAnsi="Times New Roman" w:eastAsia="Times New Roman" w:cs="Times New Roman"/>
-          <w:sz w:val="24"/>
+          <w:sz w:val="22"/>
         </w:rPr>
         <w:t>SECTION</w:t>
       </w:r>
       <w:r>
         <w:rPr>
-          <w:rFonts w:ascii="Times New Roman" w:hAnsi="Times New Roman" w:eastAsia="Times New Roman" w:cs="Times New Roman"/>
-          <w:sz w:val="24"/>
+          <w:sz w:val="22"/>
           <w:lang w:val="ru-RU"/>
         </w:rPr>
         <w:t>}}</w:t>
@@ -897,13 +790,14 @@
         <w:keepNext/>
         <w:pageBreakBefore/>
         <w:rPr>
+          <w:sz w:val="22"/>
           <w:lang w:val="ru-RU"/>
         </w:rPr>
       </w:pPr>
       <w:r>
         <w:rPr>
-          <w:rFonts w:cs="Times New Roman" w:ascii="Times New Roman" w:hAnsi="Times New Roman" w:eastAsia="Times New Roman"/>
-          <w:sz w:val="24"/>
+          <w:rFonts w:cs="Times New Roman"/>
+          <w:sz w:val="22"/>
           <w:lang w:val="ru-RU"/>
         </w:rPr>
         <w:lastRenderedPageBreak/>
@@ -916,134 +810,143 @@
         <w:ind w:firstLine="709"/>
         <w:jc w:val="both"/>
         <w:rPr>
+          <w:sz w:val="22"/>
           <w:lang w:val="ru-RU"/>
         </w:rPr>
       </w:pPr>
       <w:r>
         <w:rPr>
-          <w:rFonts w:ascii="Times New Roman" w:hAnsi="Times New Roman" w:eastAsia="Times New Roman" w:cs="Times New Roman"/>
-          <w:sz w:val="24"/>
+          <w:sz w:val="22"/>
           <w:lang w:val="ru-RU"/>
         </w:rPr>
         <w:t xml:space="preserve">Сведения о наиболее опасных по последствиям и наиболее вероятных сценариях аварий представлены в таблице </w:t>
       </w:r>
       <w:r>
         <w:rPr>
-          <w:rFonts w:ascii="Times New Roman" w:hAnsi="Times New Roman" w:eastAsia="Times New Roman" w:cs="Times New Roman"/>
-          <w:sz w:val="24"/>
+          <w:sz w:val="22"/>
         </w:rPr>
         <w:fldChar w:fldCharType="begin"/>
       </w:r>
       <w:r>
         <w:rPr>
-          <w:rFonts w:ascii="Times New Roman" w:hAnsi="Times New Roman" w:eastAsia="Times New Roman" w:cs="Times New Roman"/>
-          <w:sz w:val="24"/>
+          <w:sz w:val="22"/>
           <w:lang w:val="ru-RU"/>
         </w:rPr>
         <w:instrText xml:space="preserve"> </w:instrText>
       </w:r>
       <w:r>
         <w:rPr>
-          <w:rFonts w:ascii="Times New Roman" w:hAnsi="Times New Roman" w:eastAsia="Times New Roman" w:cs="Times New Roman"/>
-          <w:sz w:val="24"/>
+          <w:sz w:val="22"/>
         </w:rPr>
         <w:instrText>REF</w:instrText>
       </w:r>
       <w:r>
         <w:rPr>
-          <w:rFonts w:ascii="Times New Roman" w:hAnsi="Times New Roman" w:eastAsia="Times New Roman" w:cs="Times New Roman"/>
-          <w:sz w:val="24"/>
+          <w:sz w:val="22"/>
           <w:lang w:val="ru-RU"/>
         </w:rPr>
         <w:instrText xml:space="preserve"> </w:instrText>
       </w:r>
       <w:r>
         <w:rPr>
-          <w:rFonts w:ascii="Times New Roman" w:hAnsi="Times New Roman" w:eastAsia="Times New Roman" w:cs="Times New Roman"/>
-          <w:sz w:val="24"/>
+          <w:sz w:val="22"/>
         </w:rPr>
         <w:instrText>ifl</w:instrText>
       </w:r>
       <w:r>
         <w:rPr>
-          <w:rFonts w:ascii="Times New Roman" w:hAnsi="Times New Roman" w:eastAsia="Times New Roman" w:cs="Times New Roman"/>
-          <w:sz w:val="24"/>
+          <w:sz w:val="22"/>
           <w:lang w:val="ru-RU"/>
         </w:rPr>
         <w:instrText>_</w:instrText>
       </w:r>
       <w:r>
         <w:rPr>
-          <w:rFonts w:ascii="Times New Roman" w:hAnsi="Times New Roman" w:eastAsia="Times New Roman" w:cs="Times New Roman"/>
-          <w:sz w:val="24"/>
+          <w:sz w:val="22"/>
         </w:rPr>
         <w:instrText>tbl</w:instrText>
       </w:r>
       <w:r>
         <w:rPr>
-          <w:rFonts w:ascii="Times New Roman" w:hAnsi="Times New Roman" w:eastAsia="Times New Roman" w:cs="Times New Roman"/>
-          <w:sz w:val="24"/>
+          <w:sz w:val="22"/>
           <w:lang w:val="ru-RU"/>
         </w:rPr>
         <w:instrText>_</w:instrText>
       </w:r>
       <w:r>
         <w:rPr>
-          <w:rFonts w:ascii="Times New Roman" w:hAnsi="Times New Roman" w:eastAsia="Times New Roman" w:cs="Times New Roman"/>
-          <w:sz w:val="24"/>
+          <w:sz w:val="22"/>
         </w:rPr>
         <w:instrText>scenarios</w:instrText>
       </w:r>
       <w:r>
         <w:rPr>
-          <w:rFonts w:ascii="Times New Roman" w:hAnsi="Times New Roman" w:eastAsia="Times New Roman" w:cs="Times New Roman"/>
-          <w:sz w:val="24"/>
+          <w:sz w:val="22"/>
           <w:lang w:val="ru-RU"/>
         </w:rPr>
         <w:instrText xml:space="preserve"> \</w:instrText>
       </w:r>
       <w:r>
         <w:rPr>
-          <w:rFonts w:ascii="Times New Roman" w:hAnsi="Times New Roman" w:eastAsia="Times New Roman" w:cs="Times New Roman"/>
-          <w:sz w:val="24"/>
+          <w:sz w:val="22"/>
         </w:rPr>
         <w:instrText>h</w:instrText>
       </w:r>
       <w:r>
         <w:rPr>
-          <w:rFonts w:ascii="Times New Roman" w:hAnsi="Times New Roman" w:eastAsia="Times New Roman" w:cs="Times New Roman"/>
-          <w:sz w:val="24"/>
+          <w:sz w:val="22"/>
           <w:lang w:val="ru-RU"/>
         </w:rPr>
         <w:instrText xml:space="preserve"> </w:instrText>
       </w:r>
       <w:r>
         <w:rPr>
-          <w:rFonts w:ascii="Times New Roman" w:hAnsi="Times New Roman" w:eastAsia="Times New Roman" w:cs="Times New Roman"/>
-          <w:sz w:val="24"/>
+          <w:sz w:val="22"/>
+        </w:rPr>
+      </w:r>
+      <w:r>
+        <w:rPr>
+          <w:sz w:val="22"/>
+          <w:lang w:val="ru-RU"/>
+        </w:rPr>
+        <w:instrText xml:space="preserve"> \* </w:instrText>
+      </w:r>
+      <w:r>
+        <w:rPr>
+          <w:sz w:val="22"/>
+        </w:rPr>
+        <w:instrText>MERGEFORMAT</w:instrText>
+      </w:r>
+      <w:r>
+        <w:rPr>
+          <w:sz w:val="22"/>
+          <w:lang w:val="ru-RU"/>
+        </w:rPr>
+        <w:instrText xml:space="preserve"> </w:instrText>
+      </w:r>
+      <w:r>
+        <w:rPr>
+          <w:sz w:val="22"/>
         </w:rPr>
         <w:fldChar w:fldCharType="separate"/>
       </w:r>
       <w:r>
         <w:rPr>
-          <w:rFonts w:ascii="Times New Roman" w:hAnsi="Times New Roman" w:eastAsia="Times New Roman" w:cs="Times New Roman"/>
           <w:noProof/>
-          <w:sz w:val="24"/>
+          <w:sz w:val="22"/>
           <w:lang w:val="ru-RU"/>
         </w:rPr>
         <w:t>2</w:t>
       </w:r>
       <w:r>
         <w:rPr>
-          <w:rFonts w:ascii="Times New Roman" w:hAnsi="Times New Roman" w:eastAsia="Times New Roman" w:cs="Times New Roman"/>
-          <w:sz w:val="24"/>
+          <w:sz w:val="22"/>
         </w:rPr>
         <w:fldChar w:fldCharType="end"/>
       </w:r>
       <w:r>
         <w:rPr>
-          <w:rFonts w:ascii="Times New Roman" w:hAnsi="Times New Roman" w:eastAsia="Times New Roman" w:cs="Times New Roman"/>
-          <w:sz w:val="24"/>
+          <w:sz w:val="22"/>
           <w:lang w:val="ru-RU"/>
         </w:rPr>
         <w:t>.</w:t>
@@ -1055,13 +958,13 @@
         <w:ind w:firstLine="709"/>
         <w:jc w:val="both"/>
         <w:rPr>
+          <w:sz w:val="22"/>
           <w:lang w:val="ru-RU"/>
         </w:rPr>
       </w:pPr>
       <w:r>
         <w:rPr>
-          <w:rFonts w:ascii="Times New Roman" w:hAnsi="Times New Roman" w:eastAsia="Times New Roman" w:cs="Times New Roman"/>
-          <w:sz w:val="24"/>
+          <w:sz w:val="22"/>
           <w:lang w:val="ru-RU"/>
         </w:rPr>
         <w:t xml:space="preserve">Таблица </w:t>
@@ -1069,81 +972,43 @@
       <w:bookmarkStart w:id="1" w:name="ifl_tbl_scenarios"/>
       <w:r>
         <w:rPr>
-          <w:rFonts w:ascii="Times New Roman" w:hAnsi="Times New Roman" w:eastAsia="Times New Roman" w:cs="Times New Roman"/>
-          <w:sz w:val="24"/>
+          <w:sz w:val="22"/>
           <w:lang w:val="ru-RU"/>
         </w:rPr>
         <w:fldChar w:fldCharType="begin"/>
       </w:r>
       <w:r>
         <w:rPr>
-          <w:rFonts w:ascii="Times New Roman" w:hAnsi="Times New Roman" w:eastAsia="Times New Roman" w:cs="Times New Roman"/>
-          <w:sz w:val="24"/>
+          <w:sz w:val="22"/>
           <w:lang w:val="ru-RU"/>
         </w:rPr>
-        <w:instrText xml:space="preserve"> </w:instrText>
-      </w:r>
-      <w:r>
-        <w:rPr>
-          <w:rFonts w:ascii="Times New Roman" w:hAnsi="Times New Roman" w:eastAsia="Times New Roman" w:cs="Times New Roman"/>
-          <w:sz w:val="24"/>
+        <w:instrText xml:space="preserve"> SEQ Таблица \* ARABIC </w:instrText>
+      </w:r>
+      <w:r>
+        <w:rPr>
+          <w:sz w:val="22"/>
           <w:lang w:val="ru-RU"/>
         </w:rPr>
-        <w:instrText>SEQ</w:instrText>
-      </w:r>
-      <w:r>
-        <w:rPr>
-          <w:rFonts w:ascii="Times New Roman" w:hAnsi="Times New Roman" w:eastAsia="Times New Roman" w:cs="Times New Roman"/>
-          <w:sz w:val="24"/>
+        <w:fldChar w:fldCharType="separate"/>
+      </w:r>
+      <w:r>
+        <w:rPr>
+          <w:sz w:val="22"/>
           <w:lang w:val="ru-RU"/>
         </w:rPr>
-        <w:instrText xml:space="preserve"> Таблица \* </w:instrText>
-      </w:r>
-      <w:r>
-        <w:rPr>
-          <w:rFonts w:ascii="Times New Roman" w:hAnsi="Times New Roman" w:eastAsia="Times New Roman" w:cs="Times New Roman"/>
-          <w:sz w:val="24"/>
+        <w:t>2</w:t>
+      </w:r>
+      <w:r>
+        <w:rPr>
+          <w:sz w:val="22"/>
           <w:lang w:val="ru-RU"/>
         </w:rPr>
-        <w:instrText>ARABIC</w:instrText>
-      </w:r>
-      <w:r>
-        <w:rPr>
-          <w:rFonts w:ascii="Times New Roman" w:hAnsi="Times New Roman" w:eastAsia="Times New Roman" w:cs="Times New Roman"/>
-          <w:sz w:val="24"/>
-          <w:lang w:val="ru-RU"/>
-        </w:rPr>
-        <w:instrText xml:space="preserve"> </w:instrText>
-      </w:r>
-      <w:r>
-        <w:rPr>
-          <w:rFonts w:ascii="Times New Roman" w:hAnsi="Times New Roman" w:eastAsia="Times New Roman" w:cs="Times New Roman"/>
-          <w:sz w:val="24"/>
-          <w:lang w:val="ru-RU"/>
-        </w:rPr>
-        <w:fldChar w:fldCharType="separate"/>
-      </w:r>
-      <w:r>
-        <w:rPr>
-          <w:rFonts w:ascii="Times New Roman" w:hAnsi="Times New Roman" w:eastAsia="Times New Roman" w:cs="Times New Roman"/>
-          <w:sz w:val="24"/>
-          <w:lang w:val="ru-RU"/>
-        </w:rPr>
-        <w:t>2</w:t>
-      </w:r>
-      <w:r>
-        <w:rPr>
-          <w:rFonts w:ascii="Times New Roman" w:hAnsi="Times New Roman" w:eastAsia="Times New Roman" w:cs="Times New Roman"/>
-          <w:sz w:val="24"/>
-          <w:lang w:val="ru-RU"/>
-        </w:rPr>
         <w:fldChar w:fldCharType="end"/>
       </w:r>
       <w:bookmarkEnd w:id="1"/>
       <w:r>
         <w:rPr>
-          <w:rFonts w:ascii="Times New Roman" w:hAnsi="Times New Roman" w:eastAsia="Times New Roman" w:cs="Times New Roman"/>
-          <w:sz w:val="24"/>
+          <w:sz w:val="22"/>
           <w:lang w:val="ru-RU"/>
         </w:rPr>
         <w:t xml:space="preserve"> - Наиболее опасные по последствиям и наиболее вероятные сценарии аварий</w:t>
@@ -1152,11 +1017,13 @@
     <w:p>
       <w:pPr>
         <w:spacing w:after="160" w:line="360" w:lineRule="auto"/>
+        <w:rPr>
+          <w:sz w:val="22"/>
+        </w:rPr>
       </w:pPr>
       <w:r>
         <w:rPr>
-          <w:rFonts w:ascii="Times New Roman" w:hAnsi="Times New Roman" w:eastAsia="Times New Roman" w:cs="Times New Roman"/>
-          <w:sz w:val="24"/>
+          <w:sz w:val="22"/>
         </w:rPr>
         <w:t>{{TOP_SCENARIOS_BY_COMPONENT_SECTION}}</w:t>
       </w:r>
@@ -1167,21 +1034,81 @@
         <w:ind w:firstLine="709"/>
         <w:jc w:val="both"/>
         <w:rPr>
+          <w:sz w:val="22"/>
           <w:lang w:val="ru-RU"/>
         </w:rPr>
       </w:pPr>
       <w:r>
         <w:rPr>
-          <w:rFonts w:ascii="Times New Roman" w:hAnsi="Times New Roman" w:eastAsia="Times New Roman" w:cs="Times New Roman"/>
-          <w:sz w:val="24"/>
-        </w:rPr>
-      </w:r>
-      <w:r>
-        <w:rPr>
-          <w:rFonts w:ascii="Times New Roman" w:hAnsi="Times New Roman" w:eastAsia="Times New Roman" w:cs="Times New Roman"/>
-          <w:sz w:val="24"/>
-        </w:rPr>
-        <w:t>Максимально возможное количество потерпевших (физических лиц) составляет {{MAX_PEOPLE_VICTIMS_WITH_UNIT}}.</w:t>
+          <w:sz w:val="22"/>
+          <w:lang w:val="ru-RU"/>
+        </w:rPr>
+        <w:t>Максимально возможное количество потерпевших (физических лиц) составляет {{</w:t>
+      </w:r>
+      <w:r>
+        <w:rPr>
+          <w:sz w:val="22"/>
+        </w:rPr>
+        <w:t>MAX</w:t>
+      </w:r>
+      <w:r>
+        <w:rPr>
+          <w:sz w:val="22"/>
+          <w:lang w:val="ru-RU"/>
+        </w:rPr>
+        <w:t>_</w:t>
+      </w:r>
+      <w:r>
+        <w:rPr>
+          <w:sz w:val="22"/>
+        </w:rPr>
+        <w:t>PEOPLE</w:t>
+      </w:r>
+      <w:r>
+        <w:rPr>
+          <w:sz w:val="22"/>
+          <w:lang w:val="ru-RU"/>
+        </w:rPr>
+        <w:t>_</w:t>
+      </w:r>
+      <w:r>
+        <w:rPr>
+          <w:sz w:val="22"/>
+        </w:rPr>
+        <w:t>VICTIMS</w:t>
+      </w:r>
+      <w:r>
+        <w:rPr>
+          <w:sz w:val="22"/>
+          <w:lang w:val="ru-RU"/>
+        </w:rPr>
+        <w:t>_</w:t>
+      </w:r>
+      <w:r>
+        <w:rPr>
+          <w:sz w:val="22"/>
+        </w:rPr>
+        <w:t>WITH</w:t>
+      </w:r>
+      <w:r>
+        <w:rPr>
+          <w:sz w:val="22"/>
+          <w:lang w:val="ru-RU"/>
+        </w:rPr>
+        <w:t>_</w:t>
+      </w:r>
+      <w:r>
+        <w:rPr>
+          <w:sz w:val="22"/>
+        </w:rPr>
+        <w:t>UNIT</w:t>
+      </w:r>
+      <w:r>
+        <w:rPr>
+          <w:sz w:val="22"/>
+          <w:lang w:val="ru-RU"/>
+        </w:rPr>
+        <w:t>}}.</w:t>
       </w:r>
     </w:p>
     <w:p>
@@ -1190,156 +1117,61 @@
         <w:ind w:firstLine="709"/>
         <w:jc w:val="both"/>
         <w:rPr>
+          <w:sz w:val="22"/>
           <w:lang w:val="ru-RU"/>
         </w:rPr>
       </w:pPr>
       <w:r>
         <w:rPr>
-          <w:rFonts w:ascii="Times New Roman" w:hAnsi="Times New Roman" w:eastAsia="Times New Roman" w:cs="Times New Roman"/>
-          <w:sz w:val="24"/>
+          <w:sz w:val="22"/>
           <w:lang w:val="ru-RU"/>
         </w:rPr>
         <w:t xml:space="preserve">Результаты оценки риска аварии представлены в таблице </w:t>
       </w:r>
       <w:r>
         <w:rPr>
-          <w:rFonts w:ascii="Times New Roman" w:hAnsi="Times New Roman" w:eastAsia="Times New Roman" w:cs="Times New Roman"/>
-          <w:sz w:val="24"/>
+          <w:sz w:val="22"/>
           <w:lang w:val="ru-RU"/>
         </w:rPr>
         <w:fldChar w:fldCharType="begin"/>
       </w:r>
       <w:r>
         <w:rPr>
-          <w:rFonts w:ascii="Times New Roman" w:hAnsi="Times New Roman" w:eastAsia="Times New Roman" w:cs="Times New Roman"/>
-          <w:sz w:val="24"/>
+          <w:sz w:val="22"/>
           <w:lang w:val="ru-RU"/>
         </w:rPr>
-        <w:instrText xml:space="preserve"> </w:instrText>
-      </w:r>
-      <w:r>
-        <w:rPr>
-          <w:rFonts w:ascii="Times New Roman" w:hAnsi="Times New Roman" w:eastAsia="Times New Roman" w:cs="Times New Roman"/>
-          <w:sz w:val="24"/>
+        <w:instrText xml:space="preserve"> REF ifl_tbl_risk \h  \* MERGEFORMAT </w:instrText>
+      </w:r>
+      <w:r>
+        <w:rPr>
+          <w:sz w:val="22"/>
           <w:lang w:val="ru-RU"/>
         </w:rPr>
-        <w:instrText>REF</w:instrText>
-      </w:r>
-      <w:r>
-        <w:rPr>
-          <w:rFonts w:ascii="Times New Roman" w:hAnsi="Times New Roman" w:eastAsia="Times New Roman" w:cs="Times New Roman"/>
-          <w:sz w:val="24"/>
+      </w:r>
+      <w:r>
+        <w:rPr>
+          <w:sz w:val="22"/>
           <w:lang w:val="ru-RU"/>
         </w:rPr>
-        <w:instrText xml:space="preserve"> </w:instrText>
-      </w:r>
-      <w:r>
-        <w:rPr>
-          <w:rFonts w:ascii="Times New Roman" w:hAnsi="Times New Roman" w:eastAsia="Times New Roman" w:cs="Times New Roman"/>
-          <w:sz w:val="24"/>
+        <w:fldChar w:fldCharType="separate"/>
+      </w:r>
+      <w:r>
+        <w:rPr>
+          <w:sz w:val="22"/>
           <w:lang w:val="ru-RU"/>
         </w:rPr>
-        <w:instrText>ifl</w:instrText>
-      </w:r>
-      <w:r>
-        <w:rPr>
-          <w:rFonts w:ascii="Times New Roman" w:hAnsi="Times New Roman" w:eastAsia="Times New Roman" w:cs="Times New Roman"/>
-          <w:sz w:val="24"/>
+        <w:t>3</w:t>
+      </w:r>
+      <w:r>
+        <w:rPr>
+          <w:sz w:val="22"/>
           <w:lang w:val="ru-RU"/>
         </w:rPr>
-        <w:instrText>_</w:instrText>
-      </w:r>
-      <w:r>
-        <w:rPr>
-          <w:rFonts w:ascii="Times New Roman" w:hAnsi="Times New Roman" w:eastAsia="Times New Roman" w:cs="Times New Roman"/>
-          <w:sz w:val="24"/>
-          <w:lang w:val="ru-RU"/>
-        </w:rPr>
-        <w:instrText>tbl</w:instrText>
-      </w:r>
-      <w:r>
-        <w:rPr>
-          <w:rFonts w:ascii="Times New Roman" w:hAnsi="Times New Roman" w:eastAsia="Times New Roman" w:cs="Times New Roman"/>
-          <w:sz w:val="24"/>
-          <w:lang w:val="ru-RU"/>
-        </w:rPr>
-        <w:instrText>_</w:instrText>
-      </w:r>
-      <w:r>
-        <w:rPr>
-          <w:rFonts w:ascii="Times New Roman" w:hAnsi="Times New Roman" w:eastAsia="Times New Roman" w:cs="Times New Roman"/>
-          <w:sz w:val="24"/>
-          <w:lang w:val="ru-RU"/>
-        </w:rPr>
-        <w:instrText>risk</w:instrText>
-      </w:r>
-      <w:r>
-        <w:rPr>
-          <w:rFonts w:ascii="Times New Roman" w:hAnsi="Times New Roman" w:eastAsia="Times New Roman" w:cs="Times New Roman"/>
-          <w:sz w:val="24"/>
-          <w:lang w:val="ru-RU"/>
-        </w:rPr>
-        <w:instrText xml:space="preserve"> \</w:instrText>
-      </w:r>
-      <w:r>
-        <w:rPr>
-          <w:rFonts w:ascii="Times New Roman" w:hAnsi="Times New Roman" w:eastAsia="Times New Roman" w:cs="Times New Roman"/>
-          <w:sz w:val="24"/>
-          <w:lang w:val="ru-RU"/>
-        </w:rPr>
-        <w:instrText>h</w:instrText>
-      </w:r>
-      <w:r>
-        <w:rPr>
-          <w:rFonts w:ascii="Times New Roman" w:hAnsi="Times New Roman" w:eastAsia="Times New Roman" w:cs="Times New Roman"/>
-          <w:sz w:val="24"/>
-          <w:lang w:val="ru-RU"/>
-        </w:rPr>
-        <w:instrText xml:space="preserve"> </w:instrText>
-      </w:r>
-      <w:r>
-        <w:rPr>
-          <w:rFonts w:ascii="Times New Roman" w:hAnsi="Times New Roman" w:eastAsia="Times New Roman" w:cs="Times New Roman"/>
-          <w:sz w:val="24"/>
-          <w:lang w:val="ru-RU"/>
-        </w:rPr>
-      </w:r>
-      <w:r>
-        <w:rPr>
-          <w:rFonts w:ascii="Times New Roman" w:hAnsi="Times New Roman" w:eastAsia="Times New Roman" w:cs="Times New Roman"/>
-          <w:sz w:val="24"/>
-          <w:lang w:val="ru-RU"/>
-        </w:rPr>
-        <w:instrText xml:space="preserve"> \* MERGEFORMAT </w:instrText>
-      </w:r>
-      <w:r>
-        <w:rPr>
-          <w:rFonts w:ascii="Times New Roman" w:hAnsi="Times New Roman" w:eastAsia="Times New Roman" w:cs="Times New Roman"/>
-          <w:sz w:val="24"/>
-          <w:lang w:val="ru-RU"/>
-        </w:rPr>
-        <w:fldChar w:fldCharType="separate"/>
-      </w:r>
-      <w:r>
-        <w:rPr>
-          <w:rFonts w:ascii="Times New Roman" w:hAnsi="Times New Roman" w:eastAsia="Times New Roman" w:cs="Times New Roman"/>
-          <w:sz w:val="24"/>
-          <w:lang w:val="ru-RU"/>
-        </w:rPr>
-        <w:t>3</w:t>
-      </w:r>
-      <w:r>
-        <w:rPr>
-          <w:rFonts w:ascii="Times New Roman" w:hAnsi="Times New Roman" w:eastAsia="Times New Roman" w:cs="Times New Roman"/>
-          <w:sz w:val="24"/>
-          <w:lang w:val="ru-RU"/>
-        </w:rPr>
         <w:fldChar w:fldCharType="end"/>
       </w:r>
       <w:r>
         <w:rPr>
-          <w:rFonts w:ascii="Times New Roman" w:hAnsi="Times New Roman" w:eastAsia="Times New Roman" w:cs="Times New Roman"/>
-          <w:sz w:val="24"/>
+          <w:sz w:val="22"/>
           <w:lang w:val="ru-RU"/>
         </w:rPr>
         <w:t>.</w:t>
@@ -1351,13 +1183,13 @@
         <w:ind w:firstLine="709"/>
         <w:jc w:val="both"/>
         <w:rPr>
+          <w:sz w:val="22"/>
           <w:lang w:val="ru-RU"/>
         </w:rPr>
       </w:pPr>
       <w:r>
         <w:rPr>
-          <w:rFonts w:ascii="Times New Roman" w:hAnsi="Times New Roman" w:eastAsia="Times New Roman" w:cs="Times New Roman"/>
-          <w:sz w:val="24"/>
+          <w:sz w:val="22"/>
           <w:lang w:val="ru-RU"/>
         </w:rPr>
         <w:t xml:space="preserve">Таблица </w:t>
@@ -1365,81 +1197,43 @@
       <w:bookmarkStart w:id="2" w:name="ifl_tbl_risk"/>
       <w:r>
         <w:rPr>
-          <w:rFonts w:ascii="Times New Roman" w:hAnsi="Times New Roman" w:eastAsia="Times New Roman" w:cs="Times New Roman"/>
-          <w:sz w:val="24"/>
+          <w:sz w:val="22"/>
           <w:lang w:val="ru-RU"/>
         </w:rPr>
         <w:fldChar w:fldCharType="begin"/>
       </w:r>
       <w:r>
         <w:rPr>
-          <w:rFonts w:ascii="Times New Roman" w:hAnsi="Times New Roman" w:eastAsia="Times New Roman" w:cs="Times New Roman"/>
-          <w:sz w:val="24"/>
+          <w:sz w:val="22"/>
           <w:lang w:val="ru-RU"/>
         </w:rPr>
-        <w:instrText xml:space="preserve"> </w:instrText>
-      </w:r>
-      <w:r>
-        <w:rPr>
-          <w:rFonts w:ascii="Times New Roman" w:hAnsi="Times New Roman" w:eastAsia="Times New Roman" w:cs="Times New Roman"/>
-          <w:sz w:val="24"/>
+        <w:instrText xml:space="preserve"> SEQ Таблица \* ARABIC </w:instrText>
+      </w:r>
+      <w:r>
+        <w:rPr>
+          <w:sz w:val="22"/>
           <w:lang w:val="ru-RU"/>
         </w:rPr>
-        <w:instrText>SEQ</w:instrText>
-      </w:r>
-      <w:r>
-        <w:rPr>
-          <w:rFonts w:ascii="Times New Roman" w:hAnsi="Times New Roman" w:eastAsia="Times New Roman" w:cs="Times New Roman"/>
-          <w:sz w:val="24"/>
+        <w:fldChar w:fldCharType="separate"/>
+      </w:r>
+      <w:r>
+        <w:rPr>
+          <w:sz w:val="22"/>
           <w:lang w:val="ru-RU"/>
         </w:rPr>
-        <w:instrText xml:space="preserve"> Таблица \* </w:instrText>
-      </w:r>
-      <w:r>
-        <w:rPr>
-          <w:rFonts w:ascii="Times New Roman" w:hAnsi="Times New Roman" w:eastAsia="Times New Roman" w:cs="Times New Roman"/>
-          <w:sz w:val="24"/>
+        <w:t>3</w:t>
+      </w:r>
+      <w:r>
+        <w:rPr>
+          <w:sz w:val="22"/>
           <w:lang w:val="ru-RU"/>
         </w:rPr>
-        <w:instrText>ARABIC</w:instrText>
-      </w:r>
-      <w:r>
-        <w:rPr>
-          <w:rFonts w:ascii="Times New Roman" w:hAnsi="Times New Roman" w:eastAsia="Times New Roman" w:cs="Times New Roman"/>
-          <w:sz w:val="24"/>
-          <w:lang w:val="ru-RU"/>
-        </w:rPr>
-        <w:instrText xml:space="preserve"> </w:instrText>
-      </w:r>
-      <w:r>
-        <w:rPr>
-          <w:rFonts w:ascii="Times New Roman" w:hAnsi="Times New Roman" w:eastAsia="Times New Roman" w:cs="Times New Roman"/>
-          <w:sz w:val="24"/>
-          <w:lang w:val="ru-RU"/>
-        </w:rPr>
-        <w:fldChar w:fldCharType="separate"/>
-      </w:r>
-      <w:r>
-        <w:rPr>
-          <w:rFonts w:ascii="Times New Roman" w:hAnsi="Times New Roman" w:eastAsia="Times New Roman" w:cs="Times New Roman"/>
-          <w:sz w:val="24"/>
-          <w:lang w:val="ru-RU"/>
-        </w:rPr>
-        <w:t>3</w:t>
-      </w:r>
-      <w:r>
-        <w:rPr>
-          <w:rFonts w:ascii="Times New Roman" w:hAnsi="Times New Roman" w:eastAsia="Times New Roman" w:cs="Times New Roman"/>
-          <w:sz w:val="24"/>
-          <w:lang w:val="ru-RU"/>
-        </w:rPr>
         <w:fldChar w:fldCharType="end"/>
       </w:r>
       <w:bookmarkEnd w:id="2"/>
       <w:r>
         <w:rPr>
-          <w:rFonts w:ascii="Times New Roman" w:hAnsi="Times New Roman" w:eastAsia="Times New Roman" w:cs="Times New Roman"/>
-          <w:sz w:val="24"/>
+          <w:sz w:val="22"/>
           <w:lang w:val="ru-RU"/>
         </w:rPr>
         <w:t xml:space="preserve"> - Показатели риска аварии по составляющим декларируемого объекта</w:t>
@@ -1448,11 +1242,13 @@
     <w:p>
       <w:pPr>
         <w:spacing w:after="160" w:line="360" w:lineRule="auto"/>
+        <w:rPr>
+          <w:sz w:val="22"/>
+        </w:rPr>
       </w:pPr>
       <w:r>
         <w:rPr>
-          <w:rFonts w:ascii="Times New Roman" w:hAnsi="Times New Roman" w:eastAsia="Times New Roman" w:cs="Times New Roman"/>
-          <w:sz w:val="24"/>
+          <w:sz w:val="22"/>
         </w:rPr>
         <w:t>{{FATALITY_RISK_BY_COMPONENT_SECTION}}</w:t>
       </w:r>
@@ -1462,13 +1258,13 @@
         <w:spacing w:after="80" w:line="360" w:lineRule="auto"/>
         <w:jc w:val="both"/>
         <w:rPr>
+          <w:sz w:val="22"/>
           <w:lang w:val="ru-RU"/>
         </w:rPr>
       </w:pPr>
       <w:r>
         <w:rPr>
-          <w:rFonts w:ascii="Times New Roman" w:hAnsi="Times New Roman" w:eastAsia="Times New Roman" w:cs="Times New Roman"/>
-          <w:sz w:val="24"/>
+          <w:sz w:val="22"/>
           <w:lang w:val="ru-RU"/>
         </w:rPr>
         <w:t>Принятые меры безопасности:</w:t>
@@ -1478,58 +1274,52 @@
       <w:pPr>
         <w:spacing w:after="160" w:line="360" w:lineRule="auto"/>
         <w:rPr>
+          <w:sz w:val="22"/>
           <w:lang w:val="ru-RU"/>
         </w:rPr>
       </w:pPr>
       <w:r>
         <w:rPr>
-          <w:rFonts w:ascii="Times New Roman" w:hAnsi="Times New Roman" w:eastAsia="Times New Roman" w:cs="Times New Roman"/>
-          <w:sz w:val="24"/>
+          <w:sz w:val="22"/>
           <w:lang w:val="ru-RU"/>
         </w:rPr>
         <w:t>{{</w:t>
       </w:r>
       <w:r>
         <w:rPr>
-          <w:rFonts w:ascii="Times New Roman" w:hAnsi="Times New Roman" w:eastAsia="Times New Roman" w:cs="Times New Roman"/>
-          <w:sz w:val="24"/>
+          <w:sz w:val="22"/>
         </w:rPr>
         <w:t>SAFETY</w:t>
       </w:r>
       <w:r>
         <w:rPr>
-          <w:rFonts w:ascii="Times New Roman" w:hAnsi="Times New Roman" w:eastAsia="Times New Roman" w:cs="Times New Roman"/>
-          <w:sz w:val="24"/>
+          <w:sz w:val="22"/>
           <w:lang w:val="ru-RU"/>
         </w:rPr>
         <w:t>_</w:t>
       </w:r>
       <w:r>
         <w:rPr>
-          <w:rFonts w:ascii="Times New Roman" w:hAnsi="Times New Roman" w:eastAsia="Times New Roman" w:cs="Times New Roman"/>
-          <w:sz w:val="24"/>
+          <w:sz w:val="22"/>
         </w:rPr>
         <w:t>MEASURES</w:t>
       </w:r>
       <w:r>
         <w:rPr>
-          <w:rFonts w:ascii="Times New Roman" w:hAnsi="Times New Roman" w:eastAsia="Times New Roman" w:cs="Times New Roman"/>
-          <w:sz w:val="24"/>
+          <w:sz w:val="22"/>
           <w:lang w:val="ru-RU"/>
         </w:rPr>
         <w:t>_</w:t>
       </w:r>
       <w:r>
         <w:rPr>
-          <w:rFonts w:ascii="Times New Roman" w:hAnsi="Times New Roman" w:eastAsia="Times New Roman" w:cs="Times New Roman"/>
-          <w:sz w:val="24"/>
+          <w:sz w:val="22"/>
         </w:rPr>
         <w:t>SECTION</w:t>
       </w:r>
       <w:r>
         <w:rPr>
-          <w:rFonts w:ascii="Times New Roman" w:hAnsi="Times New Roman" w:eastAsia="Times New Roman" w:cs="Times New Roman"/>
-          <w:sz w:val="24"/>
+          <w:sz w:val="22"/>
           <w:lang w:val="ru-RU"/>
         </w:rPr>
         <w:t>}}</w:t>
@@ -1541,13 +1331,14 @@
         <w:keepNext/>
         <w:pageBreakBefore/>
         <w:rPr>
+          <w:sz w:val="22"/>
           <w:lang w:val="ru-RU"/>
         </w:rPr>
       </w:pPr>
       <w:r>
         <w:rPr>
-          <w:rFonts w:cs="Times New Roman" w:ascii="Times New Roman" w:hAnsi="Times New Roman" w:eastAsia="Times New Roman"/>
-          <w:sz w:val="24"/>
+          <w:rFonts w:cs="Times New Roman"/>
+          <w:sz w:val="22"/>
           <w:lang w:val="ru-RU"/>
         </w:rPr>
         <w:lastRenderedPageBreak/>
@@ -1559,15 +1350,18 @@
         <w:spacing w:after="120" w:line="360" w:lineRule="auto"/>
         <w:ind w:firstLine="709"/>
         <w:jc w:val="both"/>
+        <w:rPr>
+          <w:sz w:val="22"/>
+        </w:rPr>
       </w:pPr>
       <w:r>
         <w:rPr>
-          <w:rFonts w:ascii="Times New Roman" w:hAnsi="Times New Roman" w:eastAsia="Times New Roman" w:cs="Times New Roman"/>
-          <w:sz w:val="24"/>
+          <w:sz w:val="22"/>
         </w:rPr>
         <w:t>{{PUBLIC_WARNING_AND_ACTIONS_SECTION}}</w:t>
       </w:r>
     </w:p>
+    <w:p/>
     <w:sectPr>
       <w:footerReference w:type="default" r:id="rId8"/>
       <w:pgSz w:w="11906" w:h="16838"/>
@@ -1614,41 +1408,31 @@
     </w:pPr>
     <w:r>
       <w:rPr>
-        <w:rFonts w:ascii="Times New Roman" w:hAnsi="Times New Roman" w:eastAsia="Times New Roman" w:cs="Times New Roman"/>
         <w:sz w:val="22"/>
-        <w:szCs w:val="22"/>
       </w:rPr>
       <w:fldChar w:fldCharType="begin"/>
     </w:r>
     <w:r>
       <w:rPr>
-        <w:rFonts w:ascii="Times New Roman" w:hAnsi="Times New Roman" w:eastAsia="Times New Roman" w:cs="Times New Roman"/>
         <w:sz w:val="22"/>
-        <w:szCs w:val="22"/>
       </w:rPr>
       <w:instrText xml:space="preserve"> PAGE </w:instrText>
     </w:r>
     <w:r>
       <w:rPr>
-        <w:rFonts w:ascii="Times New Roman" w:hAnsi="Times New Roman" w:eastAsia="Times New Roman" w:cs="Times New Roman"/>
         <w:sz w:val="22"/>
-        <w:szCs w:val="22"/>
       </w:rPr>
       <w:fldChar w:fldCharType="separate"/>
     </w:r>
     <w:r>
       <w:rPr>
-        <w:rFonts w:ascii="Times New Roman" w:hAnsi="Times New Roman" w:eastAsia="Times New Roman" w:cs="Times New Roman"/>
         <w:sz w:val="22"/>
-        <w:szCs w:val="22"/>
       </w:rPr>
       <w:t>2</w:t>
     </w:r>
     <w:r>
       <w:rPr>
-        <w:rFonts w:ascii="Times New Roman" w:hAnsi="Times New Roman" w:eastAsia="Times New Roman" w:cs="Times New Roman"/>
         <w:sz w:val="22"/>
-        <w:szCs w:val="22"/>
       </w:rPr>
       <w:fldChar w:fldCharType="end"/>
     </w:r>
@@ -3068,7 +2852,6 @@
       <w:spacing w:line="240" w:lineRule="auto"/>
     </w:pPr>
     <w:rPr>
-      <w:rFonts w:ascii="Times New Roman" w:hAnsi="Times New Roman"/>
       <w:b/>
       <w:bCs/>
       <w:color w:val="4F81BD" w:themeColor="accent1"/>
